--- a/microschoolledger-whitepaper.docx
+++ b/microschoolledger-whitepaper.docx
@@ -65,7 +65,7 @@
           <w:sz w:val="24"/>
           <w:szCs w:val="24"/>
         </w:rPr>
-        <w:t xml:space="preserve">Purpose-built billing, enrollment, and Florida Step-Up reconciliation — for the way your co-op actually runs.</w:t>
+        <w:t xml:space="preserve">Purpose-built billing, enrollment, Florida Step-Up reconciliation, and a family self-service portal — for the way your co-op actually runs.</w:t>
       </w:r>
     </w:p>
     <w:p>
@@ -87,7 +87,7 @@
           <w:sz w:val="20"/>
           <w:szCs w:val="20"/>
         </w:rPr>
-        <w:t xml:space="preserve">This document describes Microschool Ledger in full — every feature, how it works, and how it helps a microschool or homeschool co-op replace spreadsheets, automate Florida Step-Up reconciliation, and manage the full financial lifecycle of the school year.  Contact: </w:t>
+        <w:t xml:space="preserve">This document describes Microschool Ledger in full — every feature, how it works, and how it helps a microschool or homeschool co-op replace spreadsheets, automate Florida Step-Up reconciliation, give families self-service access to their accounts, and manage the full financial lifecycle of the school year.  Contact: </w:t>
       </w:r>
       <w:r>
         <w:rPr>
@@ -145,29 +145,7 @@
           <w:sz w:val="20"/>
           <w:szCs w:val="20"/>
         </w:rPr>
-        <w:t xml:space="preserve">Most homeschool co-ops start the same way: a Google Sheet for tuition, a separate spreadsheet for expenses, an accounting app designed for a dental office, and a lot of manual work connecting them. For a small organization run by parents and teachers, this works — until it doesn't.</w:t>
-      </w:r>
-    </w:p>
-    <w:p>
-      <w:pPr>
-        <w:spacing w:before="0" w:after="140"/>
-      </w:pPr>
-      <w:r>
-        <w:rPr>
-          <w:rFonts w:ascii="Georgia" w:cs="Georgia" w:eastAsia="Georgia" w:hAnsi="Georgia"/>
-          <w:color w:val="333333"/>
-          <w:sz w:val="20"/>
-          <w:szCs w:val="20"/>
-        </w:rPr>
-        <w:t xml:space="preserve">As enrollment grows and the Florida Step-Up for Students scholarship program adds a second payment stream to reconcile, the spreadsheet approach breaks down. Here's what that looks like in practice:</w:t>
-      </w:r>
-    </w:p>
-    <w:p>
-      <w:pPr>
-        <w:spacing w:before="0" w:after="80"/>
-      </w:pPr>
-      <w:r>
-        <w:t xml:space="preserve"/>
+        <w:t xml:space="preserve">Most homeschool co-ops start the same way: a Google Sheet for tuition, a separate spreadsheet for expenses, an accounting app designed for a dental office, and a lot of manual work connecting them. As enrollment grows and the Florida Step-Up for Students scholarship program adds a second payment stream to reconcile, this breaks down.</w:t>
       </w:r>
     </w:p>
     <w:tbl>
@@ -285,7 +263,7 @@
                 <w:sz w:val="20"/>
                 <w:szCs w:val="20"/>
               </w:rPr>
-              <w:t xml:space="preserve">Most billing tools charge per student. Co-ops charge per family, with sibling discount tiers that vary by program. No off-the-shelf tool supports this natively.</w:t>
+              <w:t xml:space="preserve">Most billing tools charge per student. Co-ops charge per family with sibling discount tiers that vary by program.</w:t>
             </w:r>
           </w:p>
         </w:tc>
@@ -337,7 +315,7 @@
                 <w:sz w:val="20"/>
                 <w:szCs w:val="20"/>
               </w:rPr>
-              <w:t xml:space="preserve">Family checks and Florida Step-Up scholarship disbursements arrive separately, on different schedules, and must be reconciled against the same family balance.</w:t>
+              <w:t xml:space="preserve">Family checks and Florida Step-Up scholarship disbursements arrive separately and must reconcile against the same family balance.</w:t>
             </w:r>
           </w:p>
         </w:tc>
@@ -389,7 +367,7 @@
                 <w:sz w:val="20"/>
                 <w:szCs w:val="20"/>
               </w:rPr>
-              <w:t xml:space="preserve">A family might have one child in the Core Program and another in Film Workshop, each with its own pricing, schedule, and payment plan.</w:t>
+              <w:t xml:space="preserve">A family might have one child in the Core Program and another in Film Workshop, each with its own pricing and payment plan.</w:t>
             </w:r>
           </w:p>
         </w:tc>
@@ -441,7 +419,7 @@
                 <w:sz w:val="20"/>
                 <w:szCs w:val="20"/>
               </w:rPr>
-              <w:t xml:space="preserve">The person billing families is also the teacher, the event coordinator, and often a parent. There's no time for a steep learning curve.</w:t>
+              <w:t xml:space="preserve">The person billing families is also the teacher. There's no time for a steep learning curve or manual reconciliation.</w:t>
             </w:r>
           </w:p>
         </w:tc>
@@ -493,7 +471,7 @@
                 <w:sz w:val="20"/>
                 <w:szCs w:val="20"/>
               </w:rPr>
-              <w:t xml:space="preserve">Hosting, maintenance, and backups can't require a developer. The tool has to run without infrastructure.</w:t>
+              <w:t xml:space="preserve">Hosting, maintenance, and backups can't require a developer.</w:t>
             </w:r>
           </w:p>
         </w:tc>
@@ -520,7 +498,7 @@
                 <w:sz w:val="20"/>
                 <w:szCs w:val="20"/>
               </w:rPr>
-              <w:t xml:space="preserve">Scholarship compliance</w:t>
+              <w:t xml:space="preserve">Parents want visibility</w:t>
             </w:r>
           </w:p>
         </w:tc>
@@ -545,7 +523,59 @@
                 <w:sz w:val="20"/>
                 <w:szCs w:val="20"/>
               </w:rPr>
-              <w:t xml:space="preserve">Step-Up invoices need specific compliance language and accurate attribution of payments to individual students by sequence number.</w:t>
+              <w:t xml:space="preserve">Parents email asking "what do I owe?" or "did my check clear?" — answering individually is a persistent drain on admin time.</w:t>
+            </w:r>
+          </w:p>
+        </w:tc>
+      </w:tr>
+      <w:tr>
+        <w:tc>
+          <w:tcPr>
+            <w:tcW w:type="dxa" w:w="3000"/>
+            <w:shd w:fill="ffffff" w:val="clear"/>
+            <w:tcMar>
+              <w:top w:type="dxa" w:w="80"/>
+              <w:left w:type="dxa" w:w="120"/>
+              <w:bottom w:type="dxa" w:w="80"/>
+              <w:right w:type="dxa" w:w="120"/>
+            </w:tcMar>
+          </w:tcPr>
+          <w:p>
+            <w:r>
+              <w:rPr>
+                <w:rFonts w:ascii="Georgia" w:cs="Georgia" w:eastAsia="Georgia" w:hAnsi="Georgia"/>
+                <w:b/>
+                <w:bCs/>
+                <w:color w:val="444444"/>
+                <w:sz w:val="20"/>
+                <w:szCs w:val="20"/>
+              </w:rPr>
+              <w:t xml:space="preserve">Scholarship compliance</w:t>
+            </w:r>
+          </w:p>
+        </w:tc>
+        <w:tc>
+          <w:tcPr>
+            <w:tcW w:type="dxa" w:w="6360"/>
+            <w:shd w:fill="ffffff" w:val="clear"/>
+            <w:tcMar>
+              <w:top w:type="dxa" w:w="80"/>
+              <w:left w:type="dxa" w:w="120"/>
+              <w:bottom w:type="dxa" w:w="80"/>
+              <w:right w:type="dxa" w:w="120"/>
+            </w:tcMar>
+          </w:tcPr>
+          <w:p>
+            <w:r>
+              <w:rPr>
+                <w:rFonts w:ascii="Georgia" w:cs="Georgia" w:eastAsia="Georgia" w:hAnsi="Georgia"/>
+                <w:b w:val="false"/>
+                <w:bCs w:val="false"/>
+                <w:color w:val="444444"/>
+                <w:sz w:val="20"/>
+                <w:szCs w:val="20"/>
+              </w:rPr>
+              <w:t xml:space="preserve">Step-Up invoices need specific compliance language and accurate attribution by student sequence number.</w:t>
             </w:r>
           </w:p>
         </w:tc>
@@ -626,7 +656,7 @@
                 <w:sz w:val="20"/>
                 <w:szCs w:val="20"/>
               </w:rPr>
-              <w:t xml:space="preserve">"Before Microschool Ledger, managing tuition required cross-referencing spreadsheets, manually reconciling StepUp portal exports, and building invoices by hand. Collections were reactive — overdue balances were discovered late."</w:t>
+              <w:t xml:space="preserve">"Before Microschool Ledger, managing tuition required cross-referencing spreadsheets, manually reconciling StepUp portal exports, and building invoices by hand. Collections were reactive — and parents had no way to check their own balance."</w:t>
             </w:r>
           </w:p>
         </w:tc>
@@ -676,7 +706,7 @@
           <w:sz w:val="20"/>
           <w:szCs w:val="20"/>
         </w:rPr>
-        <w:t xml:space="preserve">Microschool Ledger is a purpose-built financial management system for homeschool cooperatives and microschools. It handles the full billing lifecycle — from enrollment through monthly charge generation, payment reconciliation, collections, and reporting — in a single tool that understands how co-ops actually operate.</w:t>
+        <w:t xml:space="preserve">Microschool Ledger is a multi-tenant financial management platform for homeschool cooperatives and microschools. It handles the full billing lifecycle — enrollment, charge generation, payment reconciliation, collections, and reporting — alongside a self-service family portal that lets parents check their own balance, payment history, and invoices without contacting the school.</w:t>
       </w:r>
     </w:p>
     <w:p>
@@ -690,7 +720,7 @@
           <w:sz w:val="20"/>
           <w:szCs w:val="20"/>
         </w:rPr>
-        <w:t xml:space="preserve">It was built from scratch at The Grow Co-op in Boca Raton, FL and has been in active use since 2024, managing six-figure annual revenue across multiple programs, two payment sources, and 20–30 families.</w:t>
+        <w:t xml:space="preserve">It was built from scratch at The Grow Co-op in Boca Raton, FL and has been in active production since 2024, managing six-figure annual revenue across multiple programs, two payment sources, and 20–30 families. It is now available to other microschools and homeschool co-ops as a multi-tenant platform.</w:t>
       </w:r>
     </w:p>
     <w:p>
@@ -734,83 +764,83 @@
           <w:sz w:val="20"/>
           <w:szCs w:val="20"/>
         </w:rPr>
-        <w:t xml:space="preserve">Built specifically for co-ops — not adapted from a tool designed for businesses or schools</w:t>
-      </w:r>
-    </w:p>
-    <w:p>
-      <w:pPr>
-        <w:pStyle w:val="ListParagraph"/>
-        <w:numPr>
-          <w:ilvl w:val="0"/>
-          <w:numId w:val="2"/>
-        </w:numPr>
-        <w:spacing w:before="0" w:after="80"/>
-      </w:pPr>
-      <w:r>
-        <w:rPr>
-          <w:rFonts w:ascii="Georgia" w:cs="Georgia" w:eastAsia="Georgia" w:hAnsi="Georgia"/>
-          <w:color w:val="333333"/>
-          <w:sz w:val="20"/>
-          <w:szCs w:val="20"/>
-        </w:rPr>
-        <w:t xml:space="preserve">Family-based billing with four family type tiers and sibling discount calculations per program</w:t>
-      </w:r>
-    </w:p>
-    <w:p>
-      <w:pPr>
-        <w:pStyle w:val="ListParagraph"/>
-        <w:numPr>
-          <w:ilvl w:val="0"/>
-          <w:numId w:val="2"/>
-        </w:numPr>
-        <w:spacing w:before="0" w:after="80"/>
-      </w:pPr>
-      <w:r>
-        <w:rPr>
-          <w:rFonts w:ascii="Georgia" w:cs="Georgia" w:eastAsia="Georgia" w:hAnsi="Georgia"/>
-          <w:color w:val="333333"/>
-          <w:sz w:val="20"/>
-          <w:szCs w:val="20"/>
-        </w:rPr>
-        <w:t xml:space="preserve">Native Florida Step-Up for Students integration — paste the portal export and the system does the rest</w:t>
-      </w:r>
-    </w:p>
-    <w:p>
-      <w:pPr>
-        <w:pStyle w:val="ListParagraph"/>
-        <w:numPr>
-          <w:ilvl w:val="0"/>
-          <w:numId w:val="2"/>
-        </w:numPr>
-        <w:spacing w:before="0" w:after="80"/>
-      </w:pPr>
-      <w:r>
-        <w:rPr>
-          <w:rFonts w:ascii="Georgia" w:cs="Georgia" w:eastAsia="Georgia" w:hAnsi="Georgia"/>
-          <w:color w:val="333333"/>
-          <w:sz w:val="20"/>
-          <w:szCs w:val="20"/>
-        </w:rPr>
-        <w:t xml:space="preserve">No installation, no servers, no IT required — runs entirely in a web browser</w:t>
-      </w:r>
-    </w:p>
-    <w:p>
-      <w:pPr>
-        <w:pStyle w:val="ListParagraph"/>
-        <w:numPr>
-          <w:ilvl w:val="0"/>
-          <w:numId w:val="2"/>
-        </w:numPr>
-        <w:spacing w:before="0" w:after="80"/>
-      </w:pPr>
-      <w:r>
-        <w:rPr>
-          <w:rFonts w:ascii="Georgia" w:cs="Georgia" w:eastAsia="Georgia" w:hAnsi="Georgia"/>
-          <w:color w:val="333333"/>
-          <w:sz w:val="20"/>
-          <w:szCs w:val="20"/>
-        </w:rPr>
-        <w:t xml:space="preserve">No per-seat licensing — flat monthly fee regardless of admin count</w:t>
+        <w:t xml:space="preserve">Built specifically for co-ops — family-based billing, sibling discounts, scholarship reconciliation built in from the start</w:t>
+      </w:r>
+    </w:p>
+    <w:p>
+      <w:pPr>
+        <w:pStyle w:val="ListParagraph"/>
+        <w:numPr>
+          <w:ilvl w:val="0"/>
+          <w:numId w:val="2"/>
+        </w:numPr>
+        <w:spacing w:before="0" w:after="80"/>
+      </w:pPr>
+      <w:r>
+        <w:rPr>
+          <w:rFonts w:ascii="Georgia" w:cs="Georgia" w:eastAsia="Georgia" w:hAnsi="Georgia"/>
+          <w:color w:val="333333"/>
+          <w:sz w:val="20"/>
+          <w:szCs w:val="20"/>
+        </w:rPr>
+        <w:t xml:space="preserve">Native Florida Step-Up for Students integration — paste the portal export and the system handles matching, attribution, and deduplication</w:t>
+      </w:r>
+    </w:p>
+    <w:p>
+      <w:pPr>
+        <w:pStyle w:val="ListParagraph"/>
+        <w:numPr>
+          <w:ilvl w:val="0"/>
+          <w:numId w:val="2"/>
+        </w:numPr>
+        <w:spacing w:before="0" w:after="80"/>
+      </w:pPr>
+      <w:r>
+        <w:rPr>
+          <w:rFonts w:ascii="Georgia" w:cs="Georgia" w:eastAsia="Georgia" w:hAnsi="Georgia"/>
+          <w:color w:val="333333"/>
+          <w:sz w:val="20"/>
+          <w:szCs w:val="20"/>
+        </w:rPr>
+        <w:t xml:space="preserve">Family portal — parents get passwordless self-service access to their account without admin involvement</w:t>
+      </w:r>
+    </w:p>
+    <w:p>
+      <w:pPr>
+        <w:pStyle w:val="ListParagraph"/>
+        <w:numPr>
+          <w:ilvl w:val="0"/>
+          <w:numId w:val="2"/>
+        </w:numPr>
+        <w:spacing w:before="0" w:after="80"/>
+      </w:pPr>
+      <w:r>
+        <w:rPr>
+          <w:rFonts w:ascii="Georgia" w:cs="Georgia" w:eastAsia="Georgia" w:hAnsi="Georgia"/>
+          <w:color w:val="333333"/>
+          <w:sz w:val="20"/>
+          <w:szCs w:val="20"/>
+        </w:rPr>
+        <w:t xml:space="preserve">No installation, no servers, no IT required — hosted on Firebase, runs entirely in a browser</w:t>
+      </w:r>
+    </w:p>
+    <w:p>
+      <w:pPr>
+        <w:pStyle w:val="ListParagraph"/>
+        <w:numPr>
+          <w:ilvl w:val="0"/>
+          <w:numId w:val="2"/>
+        </w:numPr>
+        <w:spacing w:before="0" w:after="80"/>
+      </w:pPr>
+      <w:r>
+        <w:rPr>
+          <w:rFonts w:ascii="Georgia" w:cs="Georgia" w:eastAsia="Georgia" w:hAnsi="Georgia"/>
+          <w:color w:val="333333"/>
+          <w:sz w:val="20"/>
+          <w:szCs w:val="20"/>
+        </w:rPr>
+        <w:t xml:space="preserve">Multi-tenant — each school gets its own isolated data partition; one codebase serves all schools</w:t>
       </w:r>
     </w:p>
     <w:p>
@@ -834,10 +864,35 @@
     </w:p>
     <w:p>
       <w:pPr>
-        <w:spacing w:before="0" w:after="80"/>
+        <w:spacing w:before="0" w:after="160"/>
       </w:pPr>
       <w:r>
         <w:t xml:space="preserve"/>
+      </w:r>
+    </w:p>
+    <w:p>
+      <w:r>
+        <w:br w:type="page"/>
+      </w:r>
+    </w:p>
+    <w:p>
+      <w:pPr>
+        <w:pStyle w:val="Heading1"/>
+        <w:pBdr>
+          <w:bottom w:val="single" w:color="52b788" w:sz="6" w:space="4"/>
+        </w:pBdr>
+        <w:spacing w:before="400" w:after="160"/>
+      </w:pPr>
+      <w:r>
+        <w:rPr>
+          <w:rFonts w:ascii="Georgia" w:cs="Georgia" w:eastAsia="Georgia" w:hAnsi="Georgia"/>
+          <w:b/>
+          <w:bCs/>
+          <w:color w:val="1a3a2a"/>
+          <w:sz w:val="32"/>
+          <w:szCs w:val="32"/>
+        </w:rPr>
+        <w:t xml:space="preserve">3. Features in Detail</w:t>
       </w:r>
     </w:p>
     <w:p>
@@ -854,54 +909,91 @@
           <w:sz w:val="26"/>
           <w:szCs w:val="26"/>
         </w:rPr>
-        <w:t xml:space="preserve">Technology</w:t>
-      </w:r>
-    </w:p>
-    <w:p>
-      <w:pPr>
-        <w:spacing w:before="0" w:after="140"/>
-      </w:pPr>
-      <w:r>
-        <w:rPr>
-          <w:rFonts w:ascii="Georgia" w:cs="Georgia" w:eastAsia="Georgia" w:hAnsi="Georgia"/>
-          <w:color w:val="333333"/>
-          <w:sz w:val="20"/>
-          <w:szCs w:val="20"/>
-        </w:rPr>
-        <w:t xml:space="preserve">Microschool Ledger runs in any modern web browser. It is hosted on Firebase, Google's cloud infrastructure, with real-time data sync. Multiple administrators can work simultaneously. All data is backed by Firestore — no server to provision, no backups to configure, no maintenance windows.</w:t>
-      </w:r>
-    </w:p>
-    <w:p>
-      <w:pPr>
-        <w:spacing w:before="0" w:after="160"/>
+        <w:t xml:space="preserve">3.1 Home Dashboard</w:t>
+      </w:r>
+    </w:p>
+    <w:p>
+      <w:pPr>
+        <w:pStyle w:val="ListParagraph"/>
+        <w:numPr>
+          <w:ilvl w:val="0"/>
+          <w:numId w:val="2"/>
+        </w:numPr>
+        <w:spacing w:before="0" w:after="80"/>
+      </w:pPr>
+      <w:r>
+        <w:rPr>
+          <w:rFonts w:ascii="Georgia" w:cs="Georgia" w:eastAsia="Georgia" w:hAnsi="Georgia"/>
+          <w:color w:val="333333"/>
+          <w:sz w:val="20"/>
+          <w:szCs w:val="20"/>
+        </w:rPr>
+        <w:t xml:space="preserve">Season progress bar: color-coded bar showing % of projected annual revenue collected; turns green as the year approaches full collection</w:t>
+      </w:r>
+    </w:p>
+    <w:p>
+      <w:pPr>
+        <w:pStyle w:val="ListParagraph"/>
+        <w:numPr>
+          <w:ilvl w:val="0"/>
+          <w:numId w:val="2"/>
+        </w:numPr>
+        <w:spacing w:before="0" w:after="80"/>
+      </w:pPr>
+      <w:r>
+        <w:rPr>
+          <w:rFonts w:ascii="Georgia" w:cs="Georgia" w:eastAsia="Georgia" w:hAnsi="Georgia"/>
+          <w:color w:val="333333"/>
+          <w:sz w:val="20"/>
+          <w:szCs w:val="20"/>
+        </w:rPr>
+        <w:t xml:space="preserve">"Needs Attention" panel: prioritized list of families with overdue balances; clicking opens a pre-filled payment entry form directly</w:t>
+      </w:r>
+    </w:p>
+    <w:p>
+      <w:pPr>
+        <w:pStyle w:val="ListParagraph"/>
+        <w:numPr>
+          <w:ilvl w:val="0"/>
+          <w:numId w:val="2"/>
+        </w:numPr>
+        <w:spacing w:before="0" w:after="80"/>
+      </w:pPr>
+      <w:r>
+        <w:rPr>
+          <w:rFonts w:ascii="Georgia" w:cs="Georgia" w:eastAsia="Georgia" w:hAnsi="Georgia"/>
+          <w:color w:val="333333"/>
+          <w:sz w:val="20"/>
+          <w:szCs w:val="20"/>
+        </w:rPr>
+        <w:t xml:space="preserve">Year-to-date revenue vs. projection, enrollment counts by program, quick-action shortcuts</w:t>
+      </w:r>
+    </w:p>
+    <w:p>
+      <w:pPr>
+        <w:pStyle w:val="ListParagraph"/>
+        <w:numPr>
+          <w:ilvl w:val="0"/>
+          <w:numId w:val="2"/>
+        </w:numPr>
+        <w:spacing w:before="0" w:after="80"/>
+      </w:pPr>
+      <w:r>
+        <w:rPr>
+          <w:rFonts w:ascii="Georgia" w:cs="Georgia" w:eastAsia="Georgia" w:hAnsi="Georgia"/>
+          <w:color w:val="333333"/>
+          <w:sz w:val="20"/>
+          <w:szCs w:val="20"/>
+        </w:rPr>
+        <w:t xml:space="preserve">Session tracking and login/logout audit trail</w:t>
+      </w:r>
+    </w:p>
+    <w:p>
+      <w:pPr>
+        <w:spacing w:before="0" w:after="80"/>
       </w:pPr>
       <w:r>
         <w:t xml:space="preserve"/>
-      </w:r>
-    </w:p>
-    <w:p>
-      <w:r>
-        <w:br w:type="page"/>
-      </w:r>
-    </w:p>
-    <w:p>
-      <w:pPr>
-        <w:pStyle w:val="Heading1"/>
-        <w:pBdr>
-          <w:bottom w:val="single" w:color="52b788" w:sz="6" w:space="4"/>
-        </w:pBdr>
-        <w:spacing w:before="400" w:after="160"/>
-      </w:pPr>
-      <w:r>
-        <w:rPr>
-          <w:rFonts w:ascii="Georgia" w:cs="Georgia" w:eastAsia="Georgia" w:hAnsi="Georgia"/>
-          <w:b/>
-          <w:bCs/>
-          <w:color w:val="1a3a2a"/>
-          <w:sz w:val="32"/>
-          <w:szCs w:val="32"/>
-        </w:rPr>
-        <w:t xml:space="preserve">3. Features in Detail</w:t>
       </w:r>
     </w:p>
     <w:p>
@@ -918,135 +1010,264 @@
           <w:sz w:val="26"/>
           <w:szCs w:val="26"/>
         </w:rPr>
-        <w:t xml:space="preserve">3.1 Home Dashboard</w:t>
-      </w:r>
-    </w:p>
-    <w:p>
-      <w:pPr>
-        <w:spacing w:before="0" w:after="140"/>
-      </w:pPr>
-      <w:r>
-        <w:rPr>
-          <w:rFonts w:ascii="Georgia" w:cs="Georgia" w:eastAsia="Georgia" w:hAnsi="Georgia"/>
-          <w:color w:val="333333"/>
-          <w:sz w:val="20"/>
-          <w:szCs w:val="20"/>
-        </w:rPr>
-        <w:t xml:space="preserve">The home dashboard is action-oriented — it surfaces what needs attention immediately, rather than presenting a wall of charts.</w:t>
-      </w:r>
-    </w:p>
-    <w:p>
-      <w:pPr>
-        <w:pStyle w:val="ListParagraph"/>
-        <w:numPr>
-          <w:ilvl w:val="0"/>
-          <w:numId w:val="2"/>
-        </w:numPr>
-        <w:spacing w:before="0" w:after="80"/>
-      </w:pPr>
-      <w:r>
-        <w:rPr>
-          <w:rFonts w:ascii="Georgia" w:cs="Georgia" w:eastAsia="Georgia" w:hAnsi="Georgia"/>
-          <w:color w:val="333333"/>
-          <w:sz w:val="20"/>
-          <w:szCs w:val="20"/>
-        </w:rPr>
-        <w:t xml:space="preserve">Season progress bar: color-coded bar showing the percentage of projected annual revenue collected for the selected year; turns green as the year approaches full collection</w:t>
-      </w:r>
-    </w:p>
-    <w:p>
-      <w:pPr>
-        <w:pStyle w:val="ListParagraph"/>
-        <w:numPr>
-          <w:ilvl w:val="0"/>
-          <w:numId w:val="2"/>
-        </w:numPr>
-        <w:spacing w:before="0" w:after="80"/>
-      </w:pPr>
-      <w:r>
-        <w:rPr>
-          <w:rFonts w:ascii="Georgia" w:cs="Georgia" w:eastAsia="Georgia" w:hAnsi="Georgia"/>
-          <w:color w:val="333333"/>
-          <w:sz w:val="20"/>
-          <w:szCs w:val="20"/>
-        </w:rPr>
-        <w:t xml:space="preserve">"Needs Attention" panel: prioritized list of families with overdue balances; clicking a family name opens a pre-filled payment entry form directly — no tab navigation required</w:t>
-      </w:r>
-    </w:p>
-    <w:p>
-      <w:pPr>
-        <w:pStyle w:val="ListParagraph"/>
-        <w:numPr>
-          <w:ilvl w:val="0"/>
-          <w:numId w:val="2"/>
-        </w:numPr>
-        <w:spacing w:before="0" w:after="80"/>
-      </w:pPr>
-      <w:r>
-        <w:rPr>
-          <w:rFonts w:ascii="Georgia" w:cs="Georgia" w:eastAsia="Georgia" w:hAnsi="Georgia"/>
-          <w:color w:val="333333"/>
-          <w:sz w:val="20"/>
-          <w:szCs w:val="20"/>
-        </w:rPr>
-        <w:t xml:space="preserve">Year-to-date revenue vs. projection at a glance</w:t>
-      </w:r>
-    </w:p>
-    <w:p>
-      <w:pPr>
-        <w:pStyle w:val="ListParagraph"/>
-        <w:numPr>
-          <w:ilvl w:val="0"/>
-          <w:numId w:val="2"/>
-        </w:numPr>
-        <w:spacing w:before="0" w:after="80"/>
-      </w:pPr>
-      <w:r>
-        <w:rPr>
-          <w:rFonts w:ascii="Georgia" w:cs="Georgia" w:eastAsia="Georgia" w:hAnsi="Georgia"/>
-          <w:color w:val="333333"/>
-          <w:sz w:val="20"/>
-          <w:szCs w:val="20"/>
-        </w:rPr>
-        <w:t xml:space="preserve">Quick-action shortcuts: Record a Payment, View Collections, Open a Family's Invoice</w:t>
-      </w:r>
-    </w:p>
-    <w:p>
-      <w:pPr>
-        <w:pStyle w:val="ListParagraph"/>
-        <w:numPr>
-          <w:ilvl w:val="0"/>
-          <w:numId w:val="2"/>
-        </w:numPr>
-        <w:spacing w:before="0" w:after="80"/>
-      </w:pPr>
-      <w:r>
-        <w:rPr>
-          <w:rFonts w:ascii="Georgia" w:cs="Georgia" w:eastAsia="Georgia" w:hAnsi="Georgia"/>
-          <w:color w:val="333333"/>
-          <w:sz w:val="20"/>
-          <w:szCs w:val="20"/>
-        </w:rPr>
-        <w:t xml:space="preserve">Enrollment counts by program and school year</w:t>
-      </w:r>
-    </w:p>
-    <w:p>
-      <w:pPr>
-        <w:pStyle w:val="ListParagraph"/>
-        <w:numPr>
-          <w:ilvl w:val="0"/>
-          <w:numId w:val="2"/>
-        </w:numPr>
-        <w:spacing w:before="0" w:after="80"/>
-      </w:pPr>
-      <w:r>
-        <w:rPr>
-          <w:rFonts w:ascii="Georgia" w:cs="Georgia" w:eastAsia="Georgia" w:hAnsi="Georgia"/>
-          <w:color w:val="333333"/>
-          <w:sz w:val="20"/>
-          <w:szCs w:val="20"/>
-        </w:rPr>
-        <w:t xml:space="preserve">Session tracking and login/logout audit trail</w:t>
+        <w:t xml:space="preserve">3.2 Families &amp; Students</w:t>
+      </w:r>
+    </w:p>
+    <w:p>
+      <w:pPr>
+        <w:spacing w:before="200" w:after="80"/>
+      </w:pPr>
+      <w:r>
+        <w:rPr>
+          <w:rFonts w:ascii="Georgia" w:cs="Georgia" w:eastAsia="Georgia" w:hAnsi="Georgia"/>
+          <w:b/>
+          <w:bCs/>
+          <w:color w:val="1a3a2a"/>
+          <w:sz w:val="22"/>
+          <w:szCs w:val="22"/>
+        </w:rPr>
+        <w:t xml:space="preserve">Family directory</w:t>
+      </w:r>
+    </w:p>
+    <w:p>
+      <w:pPr>
+        <w:pStyle w:val="ListParagraph"/>
+        <w:numPr>
+          <w:ilvl w:val="0"/>
+          <w:numId w:val="2"/>
+        </w:numPr>
+        <w:spacing w:before="0" w:after="80"/>
+      </w:pPr>
+      <w:r>
+        <w:rPr>
+          <w:rFonts w:ascii="Georgia" w:cs="Georgia" w:eastAsia="Georgia" w:hAnsi="Georgia"/>
+          <w:color w:val="333333"/>
+          <w:sz w:val="20"/>
+          <w:szCs w:val="20"/>
+        </w:rPr>
+        <w:t xml:space="preserve">Primary parent name, family type, email, phone, and address</w:t>
+      </w:r>
+    </w:p>
+    <w:p>
+      <w:pPr>
+        <w:pStyle w:val="ListParagraph"/>
+        <w:numPr>
+          <w:ilvl w:val="0"/>
+          <w:numId w:val="2"/>
+        </w:numPr>
+        <w:spacing w:before="0" w:after="80"/>
+      </w:pPr>
+      <w:r>
+        <w:rPr>
+          <w:rFonts w:ascii="Georgia" w:cs="Georgia" w:eastAsia="Georgia" w:hAnsi="Georgia"/>
+          <w:color w:val="333333"/>
+          <w:sz w:val="20"/>
+          <w:szCs w:val="20"/>
+        </w:rPr>
+        <w:t xml:space="preserve">Health indicator dot on every card: green = paid in full, yellow = balance due, red = 30+ days overdue — scannable at a glance</w:t>
+      </w:r>
+    </w:p>
+    <w:p>
+      <w:pPr>
+        <w:pStyle w:val="ListParagraph"/>
+        <w:numPr>
+          <w:ilvl w:val="0"/>
+          <w:numId w:val="2"/>
+        </w:numPr>
+        <w:spacing w:before="0" w:after="80"/>
+      </w:pPr>
+      <w:r>
+        <w:rPr>
+          <w:rFonts w:ascii="Georgia" w:cs="Georgia" w:eastAsia="Georgia" w:hAnsi="Georgia"/>
+          <w:color w:val="333333"/>
+          <w:sz w:val="20"/>
+          <w:szCs w:val="20"/>
+        </w:rPr>
+        <w:t xml:space="preserve">Globe badge indicates which families have family portal access enabled</w:t>
+      </w:r>
+    </w:p>
+    <w:p>
+      <w:pPr>
+        <w:pStyle w:val="ListParagraph"/>
+        <w:numPr>
+          <w:ilvl w:val="0"/>
+          <w:numId w:val="2"/>
+        </w:numPr>
+        <w:spacing w:before="0" w:after="80"/>
+      </w:pPr>
+      <w:r>
+        <w:rPr>
+          <w:rFonts w:ascii="Georgia" w:cs="Georgia" w:eastAsia="Georgia" w:hAnsi="Georgia"/>
+          <w:color w:val="333333"/>
+          <w:sz w:val="20"/>
+          <w:szCs w:val="20"/>
+        </w:rPr>
+        <w:t xml:space="preserve">Smart status badges: Paid in Full, Balance Due, Payment Overdue</w:t>
+      </w:r>
+    </w:p>
+    <w:p>
+      <w:pPr>
+        <w:pStyle w:val="ListParagraph"/>
+        <w:numPr>
+          <w:ilvl w:val="0"/>
+          <w:numId w:val="2"/>
+        </w:numPr>
+        <w:spacing w:before="0" w:after="80"/>
+      </w:pPr>
+      <w:r>
+        <w:rPr>
+          <w:rFonts w:ascii="Georgia" w:cs="Georgia" w:eastAsia="Georgia" w:hAnsi="Georgia"/>
+          <w:color w:val="333333"/>
+          <w:sz w:val="20"/>
+          <w:szCs w:val="20"/>
+        </w:rPr>
+        <w:t xml:space="preserve">Auto-sorted by balance (highest owed first); search and filter by name, status, or balance</w:t>
+      </w:r>
+    </w:p>
+    <w:p>
+      <w:pPr>
+        <w:spacing w:before="200" w:after="80"/>
+      </w:pPr>
+      <w:r>
+        <w:rPr>
+          <w:rFonts w:ascii="Georgia" w:cs="Georgia" w:eastAsia="Georgia" w:hAnsi="Georgia"/>
+          <w:b/>
+          <w:bCs/>
+          <w:color w:val="1a3a2a"/>
+          <w:sz w:val="22"/>
+          <w:szCs w:val="22"/>
+        </w:rPr>
+        <w:t xml:space="preserve">Family type tiers</w:t>
+      </w:r>
+    </w:p>
+    <w:p>
+      <w:pPr>
+        <w:pStyle w:val="ListParagraph"/>
+        <w:numPr>
+          <w:ilvl w:val="0"/>
+          <w:numId w:val="2"/>
+        </w:numPr>
+        <w:spacing w:before="0" w:after="80"/>
+      </w:pPr>
+      <w:r>
+        <w:rPr>
+          <w:rFonts w:ascii="Georgia" w:cs="Georgia" w:eastAsia="Georgia" w:hAnsi="Georgia"/>
+          <w:color w:val="333333"/>
+          <w:sz w:val="20"/>
+          <w:szCs w:val="20"/>
+        </w:rPr>
+        <w:t xml:space="preserve">Founding — lower tuition tier; sibling discounts apply</w:t>
+      </w:r>
+    </w:p>
+    <w:p>
+      <w:pPr>
+        <w:pStyle w:val="ListParagraph"/>
+        <w:numPr>
+          <w:ilvl w:val="0"/>
+          <w:numId w:val="2"/>
+        </w:numPr>
+        <w:spacing w:before="0" w:after="80"/>
+      </w:pPr>
+      <w:r>
+        <w:rPr>
+          <w:rFonts w:ascii="Georgia" w:cs="Georgia" w:eastAsia="Georgia" w:hAnsi="Georgia"/>
+          <w:color w:val="333333"/>
+          <w:sz w:val="20"/>
+          <w:szCs w:val="20"/>
+        </w:rPr>
+        <w:t xml:space="preserve">Non-Founding (Standard) — standard tuition; sibling discounts apply</w:t>
+      </w:r>
+    </w:p>
+    <w:p>
+      <w:pPr>
+        <w:pStyle w:val="ListParagraph"/>
+        <w:numPr>
+          <w:ilvl w:val="0"/>
+          <w:numId w:val="2"/>
+        </w:numPr>
+        <w:spacing w:before="0" w:after="80"/>
+      </w:pPr>
+      <w:r>
+        <w:rPr>
+          <w:rFonts w:ascii="Georgia" w:cs="Georgia" w:eastAsia="Georgia" w:hAnsi="Georgia"/>
+          <w:color w:val="333333"/>
+          <w:sz w:val="20"/>
+          <w:szCs w:val="20"/>
+        </w:rPr>
+        <w:t xml:space="preserve">Non-Founding-Enrichment — enrichment-only families; separate pricing tier</w:t>
+      </w:r>
+    </w:p>
+    <w:p>
+      <w:pPr>
+        <w:pStyle w:val="ListParagraph"/>
+        <w:numPr>
+          <w:ilvl w:val="0"/>
+          <w:numId w:val="2"/>
+        </w:numPr>
+        <w:spacing w:before="0" w:after="80"/>
+      </w:pPr>
+      <w:r>
+        <w:rPr>
+          <w:rFonts w:ascii="Georgia" w:cs="Georgia" w:eastAsia="Georgia" w:hAnsi="Georgia"/>
+          <w:color w:val="333333"/>
+          <w:sz w:val="20"/>
+          <w:szCs w:val="20"/>
+        </w:rPr>
+        <w:t xml:space="preserve">Teacher — fixed rate per student; no sibling discount</w:t>
+      </w:r>
+    </w:p>
+    <w:p>
+      <w:pPr>
+        <w:spacing w:before="200" w:after="80"/>
+      </w:pPr>
+      <w:r>
+        <w:rPr>
+          <w:rFonts w:ascii="Georgia" w:cs="Georgia" w:eastAsia="Georgia" w:hAnsi="Georgia"/>
+          <w:b/>
+          <w:bCs/>
+          <w:color w:val="1a3a2a"/>
+          <w:sz w:val="22"/>
+          <w:szCs w:val="22"/>
+        </w:rPr>
+        <w:t xml:space="preserve">Students</w:t>
+      </w:r>
+    </w:p>
+    <w:p>
+      <w:pPr>
+        <w:pStyle w:val="ListParagraph"/>
+        <w:numPr>
+          <w:ilvl w:val="0"/>
+          <w:numId w:val="2"/>
+        </w:numPr>
+        <w:spacing w:before="0" w:after="80"/>
+      </w:pPr>
+      <w:r>
+        <w:rPr>
+          <w:rFonts w:ascii="Georgia" w:cs="Georgia" w:eastAsia="Georgia" w:hAnsi="Georgia"/>
+          <w:color w:val="333333"/>
+          <w:sz w:val="20"/>
+          <w:szCs w:val="20"/>
+        </w:rPr>
+        <w:t xml:space="preserve">Linked to families with name, date of birth, grade, sibling order, and student sequence number</w:t>
+      </w:r>
+    </w:p>
+    <w:p>
+      <w:pPr>
+        <w:pStyle w:val="ListParagraph"/>
+        <w:numPr>
+          <w:ilvl w:val="0"/>
+          <w:numId w:val="2"/>
+        </w:numPr>
+        <w:spacing w:before="0" w:after="80"/>
+      </w:pPr>
+      <w:r>
+        <w:rPr>
+          <w:rFonts w:ascii="Georgia" w:cs="Georgia" w:eastAsia="Georgia" w:hAnsi="Georgia"/>
+          <w:color w:val="333333"/>
+          <w:sz w:val="20"/>
+          <w:szCs w:val="20"/>
+        </w:rPr>
+        <w:t xml:space="preserve">Sibling order determines discount tier; sequence number is the key for Step-Up matching</w:t>
       </w:r>
     </w:p>
     <w:p>
@@ -1071,21 +1292,127 @@
           <w:sz w:val="26"/>
           <w:szCs w:val="26"/>
         </w:rPr>
-        <w:t xml:space="preserve">3.2 Families &amp; Students</w:t>
-      </w:r>
-    </w:p>
-    <w:p>
-      <w:pPr>
-        <w:spacing w:before="0" w:after="140"/>
-      </w:pPr>
-      <w:r>
-        <w:rPr>
-          <w:rFonts w:ascii="Georgia" w:cs="Georgia" w:eastAsia="Georgia" w:hAnsi="Georgia"/>
-          <w:color w:val="333333"/>
-          <w:sz w:val="20"/>
-          <w:szCs w:val="20"/>
-        </w:rPr>
-        <w:t xml:space="preserve">Microschool Ledger is organized around families, not individual students. Every record flows from a family, which carries the billing relationship, contact information, and family type. Student records are managed directly within each family's card — no separate students tab to navigate.</w:t>
+        <w:t xml:space="preserve">3.3 Enrollment &amp; Tuition</w:t>
+      </w:r>
+    </w:p>
+    <w:p>
+      <w:pPr>
+        <w:pStyle w:val="ListParagraph"/>
+        <w:numPr>
+          <w:ilvl w:val="0"/>
+          <w:numId w:val="2"/>
+        </w:numPr>
+        <w:spacing w:before="0" w:after="80"/>
+      </w:pPr>
+      <w:r>
+        <w:rPr>
+          <w:rFonts w:ascii="Georgia" w:cs="Georgia" w:eastAsia="Georgia" w:hAnsi="Georgia"/>
+          <w:color w:val="333333"/>
+          <w:sz w:val="20"/>
+          <w:szCs w:val="20"/>
+        </w:rPr>
+        <w:t xml:space="preserve">Guided multi-step enrollment wizard: family → student → program → school year → payment plan</w:t>
+      </w:r>
+    </w:p>
+    <w:p>
+      <w:pPr>
+        <w:pStyle w:val="ListParagraph"/>
+        <w:numPr>
+          <w:ilvl w:val="0"/>
+          <w:numId w:val="2"/>
+        </w:numPr>
+        <w:spacing w:before="0" w:after="80"/>
+      </w:pPr>
+      <w:r>
+        <w:rPr>
+          <w:rFonts w:ascii="Georgia" w:cs="Georgia" w:eastAsia="Georgia" w:hAnsi="Georgia"/>
+          <w:color w:val="333333"/>
+          <w:sz w:val="20"/>
+          <w:szCs w:val="20"/>
+        </w:rPr>
+        <w:t xml:space="preserve">Monthly charge schedule generated automatically from pricing rules; deposit calculated as configurable % of annual tuition</w:t>
+      </w:r>
+    </w:p>
+    <w:p>
+      <w:pPr>
+        <w:pStyle w:val="ListParagraph"/>
+        <w:numPr>
+          <w:ilvl w:val="0"/>
+          <w:numId w:val="2"/>
+        </w:numPr>
+        <w:spacing w:before="0" w:after="80"/>
+      </w:pPr>
+      <w:r>
+        <w:rPr>
+          <w:rFonts w:ascii="Georgia" w:cs="Georgia" w:eastAsia="Georgia" w:hAnsi="Georgia"/>
+          <w:color w:val="333333"/>
+          <w:sz w:val="20"/>
+          <w:szCs w:val="20"/>
+        </w:rPr>
+        <w:t xml:space="preserve">Withdrawal tracking: end date and type stored; budget projection adjusts for student-months lost</w:t>
+      </w:r>
+    </w:p>
+    <w:p>
+      <w:pPr>
+        <w:pStyle w:val="ListParagraph"/>
+        <w:numPr>
+          <w:ilvl w:val="0"/>
+          <w:numId w:val="2"/>
+        </w:numPr>
+        <w:spacing w:before="0" w:after="80"/>
+      </w:pPr>
+      <w:r>
+        <w:rPr>
+          <w:rFonts w:ascii="Georgia" w:cs="Georgia" w:eastAsia="Georgia" w:hAnsi="Georgia"/>
+          <w:color w:val="333333"/>
+          <w:sz w:val="20"/>
+          <w:szCs w:val="20"/>
+        </w:rPr>
+        <w:t xml:space="preserve">Sibling discounts calculated per program, not globally — configurable percentages per program</w:t>
+      </w:r>
+    </w:p>
+    <w:p>
+      <w:pPr>
+        <w:pStyle w:val="ListParagraph"/>
+        <w:numPr>
+          <w:ilvl w:val="0"/>
+          <w:numId w:val="2"/>
+        </w:numPr>
+        <w:spacing w:before="0" w:after="80"/>
+      </w:pPr>
+      <w:r>
+        <w:rPr>
+          <w:rFonts w:ascii="Georgia" w:cs="Georgia" w:eastAsia="Georgia" w:hAnsi="Georgia"/>
+          <w:color w:val="333333"/>
+          <w:sz w:val="20"/>
+          <w:szCs w:val="20"/>
+        </w:rPr>
+        <w:t xml:space="preserve">All pricing data-driven from Setup; nothing hardcoded</w:t>
+      </w:r>
+    </w:p>
+    <w:p>
+      <w:pPr>
+        <w:spacing w:before="0" w:after="80"/>
+      </w:pPr>
+      <w:r>
+        <w:t xml:space="preserve"/>
+      </w:r>
+    </w:p>
+    <w:p>
+      <w:pPr>
+        <w:pStyle w:val="Heading2"/>
+        <w:spacing w:before="280" w:after="120"/>
+      </w:pPr>
+      <w:r>
+        <w:rPr>
+          <w:rFonts w:ascii="Georgia" w:cs="Georgia" w:eastAsia="Georgia" w:hAnsi="Georgia"/>
+          <w:b/>
+          <w:bCs/>
+          <w:color w:val="2d6a4f"/>
+          <w:sz w:val="26"/>
+          <w:szCs w:val="26"/>
+        </w:rPr>
+        <w:t xml:space="preserve">3.4 Payments &amp; Reconciliation</w:t>
       </w:r>
     </w:p>
     <w:p>
@@ -1101,102 +1428,102 @@
           <w:sz w:val="22"/>
           <w:szCs w:val="22"/>
         </w:rPr>
-        <w:t xml:space="preserve">Family directory</w:t>
-      </w:r>
-    </w:p>
-    <w:p>
-      <w:pPr>
-        <w:pStyle w:val="ListParagraph"/>
-        <w:numPr>
-          <w:ilvl w:val="0"/>
-          <w:numId w:val="2"/>
-        </w:numPr>
-        <w:spacing w:before="0" w:after="80"/>
-      </w:pPr>
-      <w:r>
-        <w:rPr>
-          <w:rFonts w:ascii="Georgia" w:cs="Georgia" w:eastAsia="Georgia" w:hAnsi="Georgia"/>
-          <w:color w:val="333333"/>
-          <w:sz w:val="20"/>
-          <w:szCs w:val="20"/>
-        </w:rPr>
-        <w:t xml:space="preserve">Primary parent name, family type, email, phone, and address</w:t>
-      </w:r>
-    </w:p>
-    <w:p>
-      <w:pPr>
-        <w:pStyle w:val="ListParagraph"/>
-        <w:numPr>
-          <w:ilvl w:val="0"/>
-          <w:numId w:val="2"/>
-        </w:numPr>
-        <w:spacing w:before="0" w:after="80"/>
-      </w:pPr>
-      <w:r>
-        <w:rPr>
-          <w:rFonts w:ascii="Georgia" w:cs="Georgia" w:eastAsia="Georgia" w:hAnsi="Georgia"/>
-          <w:color w:val="333333"/>
-          <w:sz w:val="20"/>
-          <w:szCs w:val="20"/>
-        </w:rPr>
-        <w:t xml:space="preserve">Health indicator dot on every family card: green = paid in full, yellow = balance due, red = 30+ days overdue — the full list is scannable at a glance without opening any record</w:t>
-      </w:r>
-    </w:p>
-    <w:p>
-      <w:pPr>
-        <w:pStyle w:val="ListParagraph"/>
-        <w:numPr>
-          <w:ilvl w:val="0"/>
-          <w:numId w:val="2"/>
-        </w:numPr>
-        <w:spacing w:before="0" w:after="80"/>
-      </w:pPr>
-      <w:r>
-        <w:rPr>
-          <w:rFonts w:ascii="Georgia" w:cs="Georgia" w:eastAsia="Georgia" w:hAnsi="Georgia"/>
-          <w:color w:val="333333"/>
-          <w:sz w:val="20"/>
-          <w:szCs w:val="20"/>
-        </w:rPr>
-        <w:t xml:space="preserve">Smart status badges: Paid in Full, Balance Due, Payment Overdue</w:t>
-      </w:r>
-    </w:p>
-    <w:p>
-      <w:pPr>
-        <w:pStyle w:val="ListParagraph"/>
-        <w:numPr>
-          <w:ilvl w:val="0"/>
-          <w:numId w:val="2"/>
-        </w:numPr>
-        <w:spacing w:before="0" w:after="80"/>
-      </w:pPr>
-      <w:r>
-        <w:rPr>
-          <w:rFonts w:ascii="Georgia" w:cs="Georgia" w:eastAsia="Georgia" w:hAnsi="Georgia"/>
-          <w:color w:val="333333"/>
-          <w:sz w:val="20"/>
-          <w:szCs w:val="20"/>
-        </w:rPr>
-        <w:t xml:space="preserve">Auto-sorted by balance (highest owed first) for easy prioritization</w:t>
-      </w:r>
-    </w:p>
-    <w:p>
-      <w:pPr>
-        <w:pStyle w:val="ListParagraph"/>
-        <w:numPr>
-          <w:ilvl w:val="0"/>
-          <w:numId w:val="2"/>
-        </w:numPr>
-        <w:spacing w:before="0" w:after="80"/>
-      </w:pPr>
-      <w:r>
-        <w:rPr>
-          <w:rFonts w:ascii="Georgia" w:cs="Georgia" w:eastAsia="Georgia" w:hAnsi="Georgia"/>
-          <w:color w:val="333333"/>
-          <w:sz w:val="20"/>
-          <w:szCs w:val="20"/>
-        </w:rPr>
-        <w:t xml:space="preserve">Search and filter by name, status, or balance</w:t>
+        <w:t xml:space="preserve">Manual payments</w:t>
+      </w:r>
+    </w:p>
+    <w:p>
+      <w:pPr>
+        <w:pStyle w:val="ListParagraph"/>
+        <w:numPr>
+          <w:ilvl w:val="0"/>
+          <w:numId w:val="2"/>
+        </w:numPr>
+        <w:spacing w:before="0" w:after="80"/>
+      </w:pPr>
+      <w:r>
+        <w:rPr>
+          <w:rFonts w:ascii="Georgia" w:cs="Georgia" w:eastAsia="Georgia" w:hAnsi="Georgia"/>
+          <w:color w:val="333333"/>
+          <w:sz w:val="20"/>
+          <w:szCs w:val="20"/>
+        </w:rPr>
+        <w:t xml:space="preserve">Record by check, Stripe, or other method; gross and net amounts tracked separately</w:t>
+      </w:r>
+    </w:p>
+    <w:p>
+      <w:pPr>
+        <w:pStyle w:val="ListParagraph"/>
+        <w:numPr>
+          <w:ilvl w:val="0"/>
+          <w:numId w:val="2"/>
+        </w:numPr>
+        <w:spacing w:before="0" w:after="80"/>
+      </w:pPr>
+      <w:r>
+        <w:rPr>
+          <w:rFonts w:ascii="Georgia" w:cs="Georgia" w:eastAsia="Georgia" w:hAnsi="Georgia"/>
+          <w:color w:val="333333"/>
+          <w:sz w:val="20"/>
+          <w:szCs w:val="20"/>
+        </w:rPr>
+        <w:t xml:space="preserve">appliedYear field explicitly tags each payment to a school year — critical during the March–May deposit overlap</w:t>
+      </w:r>
+    </w:p>
+    <w:p>
+      <w:pPr>
+        <w:pStyle w:val="ListParagraph"/>
+        <w:numPr>
+          <w:ilvl w:val="0"/>
+          <w:numId w:val="2"/>
+        </w:numPr>
+        <w:spacing w:before="0" w:after="80"/>
+      </w:pPr>
+      <w:r>
+        <w:rPr>
+          <w:rFonts w:ascii="Georgia" w:cs="Georgia" w:eastAsia="Georgia" w:hAnsi="Georgia"/>
+          <w:color w:val="333333"/>
+          <w:sz w:val="20"/>
+          <w:szCs w:val="20"/>
+        </w:rPr>
+        <w:t xml:space="preserve">Month-level allocation: payments tagged to specific billing months</w:t>
+      </w:r>
+    </w:p>
+    <w:p>
+      <w:pPr>
+        <w:pStyle w:val="ListParagraph"/>
+        <w:numPr>
+          <w:ilvl w:val="0"/>
+          <w:numId w:val="2"/>
+        </w:numPr>
+        <w:spacing w:before="0" w:after="80"/>
+      </w:pPr>
+      <w:r>
+        <w:rPr>
+          <w:rFonts w:ascii="Georgia" w:cs="Georgia" w:eastAsia="Georgia" w:hAnsi="Georgia"/>
+          <w:color w:val="333333"/>
+          <w:sz w:val="20"/>
+          <w:szCs w:val="20"/>
+        </w:rPr>
+        <w:t xml:space="preserve">Receipt emails: one-click pre-filled receipt to family; opens in default mail client</w:t>
+      </w:r>
+    </w:p>
+    <w:p>
+      <w:pPr>
+        <w:pStyle w:val="ListParagraph"/>
+        <w:numPr>
+          <w:ilvl w:val="0"/>
+          <w:numId w:val="2"/>
+        </w:numPr>
+        <w:spacing w:before="0" w:after="80"/>
+      </w:pPr>
+      <w:r>
+        <w:rPr>
+          <w:rFonts w:ascii="Georgia" w:cs="Georgia" w:eastAsia="Georgia" w:hAnsi="Georgia"/>
+          <w:color w:val="333333"/>
+          <w:sz w:val="20"/>
+          <w:szCs w:val="20"/>
+        </w:rPr>
+        <w:t xml:space="preserve">Paid-in-full confetti animation triggers when a family balance reaches zero</w:t>
       </w:r>
     </w:p>
     <w:p>
@@ -1212,83 +1539,83 @@
           <w:sz w:val="22"/>
           <w:szCs w:val="22"/>
         </w:rPr>
-        <w:t xml:space="preserve">Four family type tiers</w:t>
-      </w:r>
-    </w:p>
-    <w:p>
-      <w:pPr>
-        <w:pStyle w:val="ListParagraph"/>
-        <w:numPr>
-          <w:ilvl w:val="0"/>
-          <w:numId w:val="2"/>
-        </w:numPr>
-        <w:spacing w:before="0" w:after="80"/>
-      </w:pPr>
-      <w:r>
-        <w:rPr>
-          <w:rFonts w:ascii="Georgia" w:cs="Georgia" w:eastAsia="Georgia" w:hAnsi="Georgia"/>
-          <w:color w:val="333333"/>
-          <w:sz w:val="20"/>
-          <w:szCs w:val="20"/>
-        </w:rPr>
-        <w:t xml:space="preserve">Founding families — lower tuition tier for founding members; sibling discounts apply</w:t>
-      </w:r>
-    </w:p>
-    <w:p>
-      <w:pPr>
-        <w:pStyle w:val="ListParagraph"/>
-        <w:numPr>
-          <w:ilvl w:val="0"/>
-          <w:numId w:val="2"/>
-        </w:numPr>
-        <w:spacing w:before="0" w:after="80"/>
-      </w:pPr>
-      <w:r>
-        <w:rPr>
-          <w:rFonts w:ascii="Georgia" w:cs="Georgia" w:eastAsia="Georgia" w:hAnsi="Georgia"/>
-          <w:color w:val="333333"/>
-          <w:sz w:val="20"/>
-          <w:szCs w:val="20"/>
-        </w:rPr>
-        <w:t xml:space="preserve">Non-Founding (Standard) families — standard tuition; sibling discounts apply</w:t>
-      </w:r>
-    </w:p>
-    <w:p>
-      <w:pPr>
-        <w:pStyle w:val="ListParagraph"/>
-        <w:numPr>
-          <w:ilvl w:val="0"/>
-          <w:numId w:val="2"/>
-        </w:numPr>
-        <w:spacing w:before="0" w:after="80"/>
-      </w:pPr>
-      <w:r>
-        <w:rPr>
-          <w:rFonts w:ascii="Georgia" w:cs="Georgia" w:eastAsia="Georgia" w:hAnsi="Georgia"/>
-          <w:color w:val="333333"/>
-          <w:sz w:val="20"/>
-          <w:szCs w:val="20"/>
-        </w:rPr>
-        <w:t xml:space="preserve">Non-Founding-Enrichment — families enrolled in enrichment programs only; separate pricing tier</w:t>
-      </w:r>
-    </w:p>
-    <w:p>
-      <w:pPr>
-        <w:pStyle w:val="ListParagraph"/>
-        <w:numPr>
-          <w:ilvl w:val="0"/>
-          <w:numId w:val="2"/>
-        </w:numPr>
-        <w:spacing w:before="0" w:after="80"/>
-      </w:pPr>
-      <w:r>
-        <w:rPr>
-          <w:rFonts w:ascii="Georgia" w:cs="Georgia" w:eastAsia="Georgia" w:hAnsi="Georgia"/>
-          <w:color w:val="333333"/>
-          <w:sz w:val="20"/>
-          <w:szCs w:val="20"/>
-        </w:rPr>
-        <w:t xml:space="preserve">Teacher families — fixed rate per student; no sibling discount</w:t>
+        <w:t xml:space="preserve">Florida Step-Up CSV import</w:t>
+      </w:r>
+    </w:p>
+    <w:p>
+      <w:pPr>
+        <w:pStyle w:val="ListParagraph"/>
+        <w:numPr>
+          <w:ilvl w:val="0"/>
+          <w:numId w:val="2"/>
+        </w:numPr>
+        <w:spacing w:before="0" w:after="80"/>
+      </w:pPr>
+      <w:r>
+        <w:rPr>
+          <w:rFonts w:ascii="Georgia" w:cs="Georgia" w:eastAsia="Georgia" w:hAnsi="Georgia"/>
+          <w:color w:val="333333"/>
+          <w:sz w:val="20"/>
+          <w:szCs w:val="20"/>
+        </w:rPr>
+        <w:t xml:space="preserve">Paste tab-delimited portal export directly — no file conversion or column mapping</w:t>
+      </w:r>
+    </w:p>
+    <w:p>
+      <w:pPr>
+        <w:pStyle w:val="ListParagraph"/>
+        <w:numPr>
+          <w:ilvl w:val="0"/>
+          <w:numId w:val="2"/>
+        </w:numPr>
+        <w:spacing w:before="0" w:after="80"/>
+      </w:pPr>
+      <w:r>
+        <w:rPr>
+          <w:rFonts w:ascii="Georgia" w:cs="Georgia" w:eastAsia="Georgia" w:hAnsi="Georgia"/>
+          <w:color w:val="333333"/>
+          <w:sz w:val="20"/>
+          <w:szCs w:val="20"/>
+        </w:rPr>
+        <w:t xml:space="preserve">Matched by student sequence number; program attribution automatic via CategoryDetailName</w:t>
+      </w:r>
+    </w:p>
+    <w:p>
+      <w:pPr>
+        <w:pStyle w:val="ListParagraph"/>
+        <w:numPr>
+          <w:ilvl w:val="0"/>
+          <w:numId w:val="2"/>
+        </w:numPr>
+        <w:spacing w:before="0" w:after="80"/>
+      </w:pPr>
+      <w:r>
+        <w:rPr>
+          <w:rFonts w:ascii="Georgia" w:cs="Georgia" w:eastAsia="Georgia" w:hAnsi="Georgia"/>
+          <w:color w:val="333333"/>
+          <w:sz w:val="20"/>
+          <w:szCs w:val="20"/>
+        </w:rPr>
+        <w:t xml:space="preserve">Safe on re-import: deduplicates by composite key; backfills missing fields on existing records</w:t>
+      </w:r>
+    </w:p>
+    <w:p>
+      <w:pPr>
+        <w:pStyle w:val="ListParagraph"/>
+        <w:numPr>
+          <w:ilvl w:val="0"/>
+          <w:numId w:val="2"/>
+        </w:numPr>
+        <w:spacing w:before="0" w:after="80"/>
+      </w:pPr>
+      <w:r>
+        <w:rPr>
+          <w:rFonts w:ascii="Georgia" w:cs="Georgia" w:eastAsia="Georgia" w:hAnsi="Georgia"/>
+          <w:color w:val="333333"/>
+          <w:sz w:val="20"/>
+          <w:szCs w:val="20"/>
+        </w:rPr>
+        <w:t xml:space="preserve">Only "Paid" status records counted; pending/cancelled excluded</w:t>
       </w:r>
     </w:p>
     <w:p>
@@ -1304,64 +1631,45 @@
           <w:sz w:val="22"/>
           <w:szCs w:val="22"/>
         </w:rPr>
-        <w:t xml:space="preserve">Students</w:t>
-      </w:r>
-    </w:p>
-    <w:p>
-      <w:pPr>
-        <w:pStyle w:val="ListParagraph"/>
-        <w:numPr>
-          <w:ilvl w:val="0"/>
-          <w:numId w:val="2"/>
-        </w:numPr>
-        <w:spacing w:before="0" w:after="80"/>
-      </w:pPr>
-      <w:r>
-        <w:rPr>
-          <w:rFonts w:ascii="Georgia" w:cs="Georgia" w:eastAsia="Georgia" w:hAnsi="Georgia"/>
-          <w:color w:val="333333"/>
-          <w:sz w:val="20"/>
-          <w:szCs w:val="20"/>
-        </w:rPr>
-        <w:t xml:space="preserve">Students linked to families with full profile: name, date of birth, grade, sibling order, and student sequence number</w:t>
-      </w:r>
-    </w:p>
-    <w:p>
-      <w:pPr>
-        <w:pStyle w:val="ListParagraph"/>
-        <w:numPr>
-          <w:ilvl w:val="0"/>
-          <w:numId w:val="2"/>
-        </w:numPr>
-        <w:spacing w:before="0" w:after="80"/>
-      </w:pPr>
-      <w:r>
-        <w:rPr>
-          <w:rFonts w:ascii="Georgia" w:cs="Georgia" w:eastAsia="Georgia" w:hAnsi="Georgia"/>
-          <w:color w:val="333333"/>
-          <w:sz w:val="20"/>
-          <w:szCs w:val="20"/>
-        </w:rPr>
-        <w:t xml:space="preserve">Sibling order determines discount tier (1st = full price, 2nd = configurable %, 3rd = configurable %)</w:t>
-      </w:r>
-    </w:p>
-    <w:p>
-      <w:pPr>
-        <w:pStyle w:val="ListParagraph"/>
-        <w:numPr>
-          <w:ilvl w:val="0"/>
-          <w:numId w:val="2"/>
-        </w:numPr>
-        <w:spacing w:before="0" w:after="80"/>
-      </w:pPr>
-      <w:r>
-        <w:rPr>
-          <w:rFonts w:ascii="Georgia" w:cs="Georgia" w:eastAsia="Georgia" w:hAnsi="Georgia"/>
-          <w:color w:val="333333"/>
-          <w:sz w:val="20"/>
-          <w:szCs w:val="20"/>
-        </w:rPr>
-        <w:t xml:space="preserve">Student sequence number is the key field for automatic Step-Up scholarship matching</w:t>
+        <w:t xml:space="preserve">Bulk imports</w:t>
+      </w:r>
+    </w:p>
+    <w:p>
+      <w:pPr>
+        <w:pStyle w:val="ListParagraph"/>
+        <w:numPr>
+          <w:ilvl w:val="0"/>
+          <w:numId w:val="2"/>
+        </w:numPr>
+        <w:spacing w:before="0" w:after="80"/>
+      </w:pPr>
+      <w:r>
+        <w:rPr>
+          <w:rFonts w:ascii="Georgia" w:cs="Georgia" w:eastAsia="Georgia" w:hAnsi="Georgia"/>
+          <w:color w:val="333333"/>
+          <w:sz w:val="20"/>
+          <w:szCs w:val="20"/>
+        </w:rPr>
+        <w:t xml:space="preserve">Stripe CSV with fuzzy family name matching; bank transaction CSV with auto income/expense detection</w:t>
+      </w:r>
+    </w:p>
+    <w:p>
+      <w:pPr>
+        <w:pStyle w:val="ListParagraph"/>
+        <w:numPr>
+          <w:ilvl w:val="0"/>
+          <w:numId w:val="2"/>
+        </w:numPr>
+        <w:spacing w:before="0" w:after="80"/>
+      </w:pPr>
+      <w:r>
+        <w:rPr>
+          <w:rFonts w:ascii="Georgia" w:cs="Georgia" w:eastAsia="Georgia" w:hAnsi="Georgia"/>
+          <w:color w:val="333333"/>
+          <w:sz w:val="20"/>
+          <w:szCs w:val="20"/>
+        </w:rPr>
+        <w:t xml:space="preserve">Unmatched records shown separately for manual assignment</w:t>
       </w:r>
     </w:p>
     <w:p>
@@ -1386,7 +1694,7 @@
           <w:sz w:val="26"/>
           <w:szCs w:val="26"/>
         </w:rPr>
-        <w:t xml:space="preserve">3.3 Enrollment &amp; Tuition</w:t>
+        <w:t xml:space="preserve">3.5 Family Portal</w:t>
       </w:r>
     </w:p>
     <w:p>
@@ -1400,7 +1708,7 @@
           <w:sz w:val="20"/>
           <w:szCs w:val="20"/>
         </w:rPr>
-        <w:t xml:space="preserve">Enrollment is the core of Microschool Ledger's billing logic. When a student is enrolled in a program, the system generates a complete monthly charge schedule automatically — no manual calculation.</w:t>
+        <w:t xml:space="preserve">The family portal is a read-only self-service view for parents. It was built to eliminate the category of admin email that asks "what do I owe?" or "did my payment go through?" — parents can now check for themselves, at any time, without involving the school.</w:t>
       </w:r>
     </w:p>
     <w:p>
@@ -1416,83 +1724,64 @@
           <w:sz w:val="22"/>
           <w:szCs w:val="22"/>
         </w:rPr>
-        <w:t xml:space="preserve">Enrollment wizard</w:t>
-      </w:r>
-    </w:p>
-    <w:p>
-      <w:pPr>
-        <w:pStyle w:val="ListParagraph"/>
-        <w:numPr>
-          <w:ilvl w:val="0"/>
-          <w:numId w:val="2"/>
-        </w:numPr>
-        <w:spacing w:before="0" w:after="80"/>
-      </w:pPr>
-      <w:r>
-        <w:rPr>
-          <w:rFonts w:ascii="Georgia" w:cs="Georgia" w:eastAsia="Georgia" w:hAnsi="Georgia"/>
-          <w:color w:val="333333"/>
-          <w:sz w:val="20"/>
-          <w:szCs w:val="20"/>
-        </w:rPr>
-        <w:t xml:space="preserve">Guided multi-step wizard: select family → student → program → school year → payment plan</w:t>
-      </w:r>
-    </w:p>
-    <w:p>
-      <w:pPr>
-        <w:pStyle w:val="ListParagraph"/>
-        <w:numPr>
-          <w:ilvl w:val="0"/>
-          <w:numId w:val="2"/>
-        </w:numPr>
-        <w:spacing w:before="0" w:after="80"/>
-      </w:pPr>
-      <w:r>
-        <w:rPr>
-          <w:rFonts w:ascii="Georgia" w:cs="Georgia" w:eastAsia="Georgia" w:hAnsi="Georgia"/>
-          <w:color w:val="333333"/>
-          <w:sz w:val="20"/>
-          <w:szCs w:val="20"/>
-        </w:rPr>
-        <w:t xml:space="preserve">Annual tuition looked up automatically from pricing rules based on family type and sibling position</w:t>
-      </w:r>
-    </w:p>
-    <w:p>
-      <w:pPr>
-        <w:pStyle w:val="ListParagraph"/>
-        <w:numPr>
-          <w:ilvl w:val="0"/>
-          <w:numId w:val="2"/>
-        </w:numPr>
-        <w:spacing w:before="0" w:after="80"/>
-      </w:pPr>
-      <w:r>
-        <w:rPr>
-          <w:rFonts w:ascii="Georgia" w:cs="Georgia" w:eastAsia="Georgia" w:hAnsi="Georgia"/>
-          <w:color w:val="333333"/>
-          <w:sz w:val="20"/>
-          <w:szCs w:val="20"/>
-        </w:rPr>
-        <w:t xml:space="preserve">Monthly charge schedule previewed before saving</w:t>
-      </w:r>
-    </w:p>
-    <w:p>
-      <w:pPr>
-        <w:pStyle w:val="ListParagraph"/>
-        <w:numPr>
-          <w:ilvl w:val="0"/>
-          <w:numId w:val="2"/>
-        </w:numPr>
-        <w:spacing w:before="0" w:after="80"/>
-      </w:pPr>
-      <w:r>
-        <w:rPr>
-          <w:rFonts w:ascii="Georgia" w:cs="Georgia" w:eastAsia="Georgia" w:hAnsi="Georgia"/>
-          <w:color w:val="333333"/>
-          <w:sz w:val="20"/>
-          <w:szCs w:val="20"/>
-        </w:rPr>
-        <w:t xml:space="preserve">Deposit amount calculated as a percentage of annual tuition (configurable per program)</w:t>
+        <w:t xml:space="preserve">Access &amp; sign-in</w:t>
+      </w:r>
+    </w:p>
+    <w:p>
+      <w:pPr>
+        <w:pStyle w:val="ListParagraph"/>
+        <w:numPr>
+          <w:ilvl w:val="0"/>
+          <w:numId w:val="2"/>
+        </w:numPr>
+        <w:spacing w:before="0" w:after="80"/>
+      </w:pPr>
+      <w:r>
+        <w:rPr>
+          <w:rFonts w:ascii="Georgia" w:cs="Georgia" w:eastAsia="Georgia" w:hAnsi="Georgia"/>
+          <w:color w:val="333333"/>
+          <w:sz w:val="20"/>
+          <w:szCs w:val="20"/>
+        </w:rPr>
+        <w:t xml:space="preserve">Families access the portal at yourdomain.com?view=portal — no separate app or URL to remember</w:t>
+      </w:r>
+    </w:p>
+    <w:p>
+      <w:pPr>
+        <w:pStyle w:val="ListParagraph"/>
+        <w:numPr>
+          <w:ilvl w:val="0"/>
+          <w:numId w:val="2"/>
+        </w:numPr>
+        <w:spacing w:before="0" w:after="80"/>
+      </w:pPr>
+      <w:r>
+        <w:rPr>
+          <w:rFonts w:ascii="Georgia" w:cs="Georgia" w:eastAsia="Georgia" w:hAnsi="Georgia"/>
+          <w:color w:val="333333"/>
+          <w:sz w:val="20"/>
+          <w:szCs w:val="20"/>
+        </w:rPr>
+        <w:t xml:space="preserve">Passwordless sign-in: admin sends an email link from the family edit screen; parent clicks and is signed in instantly — no password to set or forget</w:t>
+      </w:r>
+    </w:p>
+    <w:p>
+      <w:pPr>
+        <w:pStyle w:val="ListParagraph"/>
+        <w:numPr>
+          <w:ilvl w:val="0"/>
+          <w:numId w:val="2"/>
+        </w:numPr>
+        <w:spacing w:before="0" w:after="80"/>
+      </w:pPr>
+      <w:r>
+        <w:rPr>
+          <w:rFonts w:ascii="Georgia" w:cs="Georgia" w:eastAsia="Georgia" w:hAnsi="Georgia"/>
+          <w:color w:val="333333"/>
+          <w:sz w:val="20"/>
+          <w:szCs w:val="20"/>
+        </w:rPr>
+        <w:t xml:space="preserve">Multi-year support: families with enrollments across years can switch the year view</w:t>
       </w:r>
     </w:p>
     <w:p>
@@ -1508,64 +1797,83 @@
           <w:sz w:val="22"/>
           <w:szCs w:val="22"/>
         </w:rPr>
-        <w:t xml:space="preserve">Monthly charge generation</w:t>
-      </w:r>
-    </w:p>
-    <w:p>
-      <w:pPr>
-        <w:pStyle w:val="ListParagraph"/>
-        <w:numPr>
-          <w:ilvl w:val="0"/>
-          <w:numId w:val="2"/>
-        </w:numPr>
-        <w:spacing w:before="0" w:after="80"/>
-      </w:pPr>
-      <w:r>
-        <w:rPr>
-          <w:rFonts w:ascii="Georgia" w:cs="Georgia" w:eastAsia="Georgia" w:hAnsi="Georgia"/>
-          <w:color w:val="333333"/>
-          <w:sz w:val="20"/>
-          <w:szCs w:val="20"/>
-        </w:rPr>
-        <w:t xml:space="preserve">Deposit tracked separately as a distinct line item, due in the configured deposit month (typically March)</w:t>
-      </w:r>
-    </w:p>
-    <w:p>
-      <w:pPr>
-        <w:pStyle w:val="ListParagraph"/>
-        <w:numPr>
-          <w:ilvl w:val="0"/>
-          <w:numId w:val="2"/>
-        </w:numPr>
-        <w:spacing w:before="0" w:after="80"/>
-      </w:pPr>
-      <w:r>
-        <w:rPr>
-          <w:rFonts w:ascii="Georgia" w:cs="Georgia" w:eastAsia="Georgia" w:hAnsi="Georgia"/>
-          <w:color w:val="333333"/>
-          <w:sz w:val="20"/>
-          <w:szCs w:val="20"/>
-        </w:rPr>
-        <w:t xml:space="preserve">Monthly installments spread evenly; last month absorbs any rounding remainder so annual total is exact</w:t>
-      </w:r>
-    </w:p>
-    <w:p>
-      <w:pPr>
-        <w:pStyle w:val="ListParagraph"/>
-        <w:numPr>
-          <w:ilvl w:val="0"/>
-          <w:numId w:val="2"/>
-        </w:numPr>
-        <w:spacing w:before="0" w:after="80"/>
-      </w:pPr>
-      <w:r>
-        <w:rPr>
-          <w:rFonts w:ascii="Georgia" w:cs="Georgia" w:eastAsia="Georgia" w:hAnsi="Georgia"/>
-          <w:color w:val="333333"/>
-          <w:sz w:val="20"/>
-          <w:szCs w:val="20"/>
-        </w:rPr>
-        <w:t xml:space="preserve">All pricing data-driven — rates stored and editable in Setup, never hardcoded</w:t>
+        <w:t xml:space="preserve">What parents can see</w:t>
+      </w:r>
+    </w:p>
+    <w:p>
+      <w:pPr>
+        <w:pStyle w:val="ListParagraph"/>
+        <w:numPr>
+          <w:ilvl w:val="0"/>
+          <w:numId w:val="2"/>
+        </w:numPr>
+        <w:spacing w:before="0" w:after="80"/>
+      </w:pPr>
+      <w:r>
+        <w:rPr>
+          <w:rFonts w:ascii="Georgia" w:cs="Georgia" w:eastAsia="Georgia" w:hAnsi="Georgia"/>
+          <w:color w:val="333333"/>
+          <w:sz w:val="20"/>
+          <w:szCs w:val="20"/>
+        </w:rPr>
+        <w:t xml:space="preserve">Account summary: current balance due, total tuition, and total paid for the selected year</w:t>
+      </w:r>
+    </w:p>
+    <w:p>
+      <w:pPr>
+        <w:pStyle w:val="ListParagraph"/>
+        <w:numPr>
+          <w:ilvl w:val="0"/>
+          <w:numId w:val="2"/>
+        </w:numPr>
+        <w:spacing w:before="0" w:after="80"/>
+      </w:pPr>
+      <w:r>
+        <w:rPr>
+          <w:rFonts w:ascii="Georgia" w:cs="Georgia" w:eastAsia="Georgia" w:hAnsi="Georgia"/>
+          <w:color w:val="333333"/>
+          <w:sz w:val="20"/>
+          <w:szCs w:val="20"/>
+        </w:rPr>
+        <w:t xml:space="preserve">Enrollment detail: which students are enrolled in which programs at what annual rate</w:t>
+      </w:r>
+    </w:p>
+    <w:p>
+      <w:pPr>
+        <w:pStyle w:val="ListParagraph"/>
+        <w:numPr>
+          <w:ilvl w:val="0"/>
+          <w:numId w:val="2"/>
+        </w:numPr>
+        <w:spacing w:before="0" w:after="80"/>
+      </w:pPr>
+      <w:r>
+        <w:rPr>
+          <w:rFonts w:ascii="Georgia" w:cs="Georgia" w:eastAsia="Georgia" w:hAnsi="Georgia"/>
+          <w:color w:val="333333"/>
+          <w:sz w:val="20"/>
+          <w:szCs w:val="20"/>
+        </w:rPr>
+        <w:t xml:space="preserve">Full payment history: every payment — direct and Step-Up scholarship credits — with method and date</w:t>
+      </w:r>
+    </w:p>
+    <w:p>
+      <w:pPr>
+        <w:pStyle w:val="ListParagraph"/>
+        <w:numPr>
+          <w:ilvl w:val="0"/>
+          <w:numId w:val="2"/>
+        </w:numPr>
+        <w:spacing w:before="0" w:after="80"/>
+      </w:pPr>
+      <w:r>
+        <w:rPr>
+          <w:rFonts w:ascii="Georgia" w:cs="Georgia" w:eastAsia="Georgia" w:hAnsi="Georgia"/>
+          <w:color w:val="333333"/>
+          <w:sz w:val="20"/>
+          <w:szCs w:val="20"/>
+        </w:rPr>
+        <w:t xml:space="preserve">Self-serve invoice: families can generate and print their own invoice at any time</w:t>
       </w:r>
     </w:p>
     <w:p>
@@ -1581,64 +1889,234 @@
           <w:sz w:val="22"/>
           <w:szCs w:val="22"/>
         </w:rPr>
-        <w:t xml:space="preserve">Withdrawal tracking</w:t>
-      </w:r>
-    </w:p>
-    <w:p>
-      <w:pPr>
-        <w:pStyle w:val="ListParagraph"/>
-        <w:numPr>
-          <w:ilvl w:val="0"/>
-          <w:numId w:val="2"/>
-        </w:numPr>
-        <w:spacing w:before="0" w:after="80"/>
-      </w:pPr>
-      <w:r>
-        <w:rPr>
-          <w:rFonts w:ascii="Georgia" w:cs="Georgia" w:eastAsia="Georgia" w:hAnsi="Georgia"/>
-          <w:color w:val="333333"/>
-          <w:sz w:val="20"/>
-          <w:szCs w:val="20"/>
-        </w:rPr>
-        <w:t xml:space="preserve">Enrollment records store an end date and withdrawal type when a student leaves mid-year</w:t>
-      </w:r>
-    </w:p>
-    <w:p>
-      <w:pPr>
-        <w:pStyle w:val="ListParagraph"/>
-        <w:numPr>
-          <w:ilvl w:val="0"/>
-          <w:numId w:val="2"/>
-        </w:numPr>
-        <w:spacing w:before="0" w:after="80"/>
-      </w:pPr>
-      <w:r>
-        <w:rPr>
-          <w:rFonts w:ascii="Georgia" w:cs="Georgia" w:eastAsia="Georgia" w:hAnsi="Georgia"/>
-          <w:color w:val="333333"/>
-          <w:sz w:val="20"/>
-          <w:szCs w:val="20"/>
-        </w:rPr>
-        <w:t xml:space="preserve">Budget projection automatically adjusts for student-months lost to withdrawals</w:t>
-      </w:r>
-    </w:p>
-    <w:p>
-      <w:pPr>
-        <w:pStyle w:val="ListParagraph"/>
-        <w:numPr>
-          <w:ilvl w:val="0"/>
-          <w:numId w:val="2"/>
-        </w:numPr>
-        <w:spacing w:before="0" w:after="80"/>
-      </w:pPr>
-      <w:r>
-        <w:rPr>
-          <w:rFonts w:ascii="Georgia" w:cs="Georgia" w:eastAsia="Georgia" w:hAnsi="Georgia"/>
-          <w:color w:val="333333"/>
-          <w:sz w:val="20"/>
-          <w:szCs w:val="20"/>
-        </w:rPr>
-        <w:t xml:space="preserve">Individual enrollment deletion with a single button per row in the Families tab</w:t>
+        <w:t xml:space="preserve">Security</w:t>
+      </w:r>
+    </w:p>
+    <w:p>
+      <w:pPr>
+        <w:pStyle w:val="ListParagraph"/>
+        <w:numPr>
+          <w:ilvl w:val="0"/>
+          <w:numId w:val="2"/>
+        </w:numPr>
+        <w:spacing w:before="0" w:after="80"/>
+      </w:pPr>
+      <w:r>
+        <w:rPr>
+          <w:rFonts w:ascii="Georgia" w:cs="Georgia" w:eastAsia="Georgia" w:hAnsi="Georgia"/>
+          <w:color w:val="333333"/>
+          <w:sz w:val="20"/>
+          <w:szCs w:val="20"/>
+        </w:rPr>
+        <w:t xml:space="preserve">Firestore security rules enforce read-only access for email-link users at the database level — independent of the UI</w:t>
+      </w:r>
+    </w:p>
+    <w:p>
+      <w:pPr>
+        <w:pStyle w:val="ListParagraph"/>
+        <w:numPr>
+          <w:ilvl w:val="0"/>
+          <w:numId w:val="2"/>
+        </w:numPr>
+        <w:spacing w:before="0" w:after="80"/>
+      </w:pPr>
+      <w:r>
+        <w:rPr>
+          <w:rFonts w:ascii="Georgia" w:cs="Georgia" w:eastAsia="Georgia" w:hAnsi="Georgia"/>
+          <w:color w:val="333333"/>
+          <w:sz w:val="20"/>
+          <w:szCs w:val="20"/>
+        </w:rPr>
+        <w:t xml:space="preserve">Portal users can never write or modify data regardless of what the interface shows</w:t>
+      </w:r>
+    </w:p>
+    <w:p>
+      <w:pPr>
+        <w:spacing w:before="0" w:after="80"/>
+      </w:pPr>
+      <w:r>
+        <w:t xml:space="preserve"/>
+      </w:r>
+    </w:p>
+    <w:p>
+      <w:pPr>
+        <w:pStyle w:val="Heading2"/>
+        <w:spacing w:before="280" w:after="120"/>
+      </w:pPr>
+      <w:r>
+        <w:rPr>
+          <w:rFonts w:ascii="Georgia" w:cs="Georgia" w:eastAsia="Georgia" w:hAnsi="Georgia"/>
+          <w:b/>
+          <w:bCs/>
+          <w:color w:val="2d6a4f"/>
+          <w:sz w:val="26"/>
+          <w:szCs w:val="26"/>
+        </w:rPr>
+        <w:t xml:space="preserve">3.6 Invoicing &amp; Collections</w:t>
+      </w:r>
+    </w:p>
+    <w:p>
+      <w:pPr>
+        <w:pStyle w:val="ListParagraph"/>
+        <w:numPr>
+          <w:ilvl w:val="0"/>
+          <w:numId w:val="2"/>
+        </w:numPr>
+        <w:spacing w:before="0" w:after="80"/>
+      </w:pPr>
+      <w:r>
+        <w:rPr>
+          <w:rFonts w:ascii="Georgia" w:cs="Georgia" w:eastAsia="Georgia" w:hAnsi="Georgia"/>
+          <w:color w:val="333333"/>
+          <w:sz w:val="20"/>
+          <w:szCs w:val="20"/>
+        </w:rPr>
+        <w:t xml:space="preserve">Year-to-date statement per family in one click: itemized charges by student and program, all payments, net balance</w:t>
+      </w:r>
+    </w:p>
+    <w:p>
+      <w:pPr>
+        <w:pStyle w:val="ListParagraph"/>
+        <w:numPr>
+          <w:ilvl w:val="0"/>
+          <w:numId w:val="2"/>
+        </w:numPr>
+        <w:spacing w:before="0" w:after="80"/>
+      </w:pPr>
+      <w:r>
+        <w:rPr>
+          <w:rFonts w:ascii="Georgia" w:cs="Georgia" w:eastAsia="Georgia" w:hAnsi="Georgia"/>
+          <w:color w:val="333333"/>
+          <w:sz w:val="20"/>
+          <w:szCs w:val="20"/>
+        </w:rPr>
+        <w:t xml:space="preserve">Step-Up compliance language included automatically on every statement</w:t>
+      </w:r>
+    </w:p>
+    <w:p>
+      <w:pPr>
+        <w:pStyle w:val="ListParagraph"/>
+        <w:numPr>
+          <w:ilvl w:val="0"/>
+          <w:numId w:val="2"/>
+        </w:numPr>
+        <w:spacing w:before="0" w:after="80"/>
+      </w:pPr>
+      <w:r>
+        <w:rPr>
+          <w:rFonts w:ascii="Georgia" w:cs="Georgia" w:eastAsia="Georgia" w:hAnsi="Georgia"/>
+          <w:color w:val="333333"/>
+          <w:sz w:val="20"/>
+          <w:szCs w:val="20"/>
+        </w:rPr>
+        <w:t xml:space="preserve">Collections dashboard: all families sorted by balance, one-click pre-filled collections email, inline payment entry</w:t>
+      </w:r>
+    </w:p>
+    <w:p>
+      <w:pPr>
+        <w:spacing w:before="0" w:after="80"/>
+      </w:pPr>
+      <w:r>
+        <w:t xml:space="preserve"/>
+      </w:r>
+    </w:p>
+    <w:p>
+      <w:pPr>
+        <w:pStyle w:val="Heading2"/>
+        <w:spacing w:before="280" w:after="120"/>
+      </w:pPr>
+      <w:r>
+        <w:rPr>
+          <w:rFonts w:ascii="Georgia" w:cs="Georgia" w:eastAsia="Georgia" w:hAnsi="Georgia"/>
+          <w:b/>
+          <w:bCs/>
+          <w:color w:val="2d6a4f"/>
+          <w:sz w:val="26"/>
+          <w:szCs w:val="26"/>
+        </w:rPr>
+        <w:t xml:space="preserve">3.7 Finances: Bank Transactions, Budget &amp; P&amp;L</w:t>
+      </w:r>
+    </w:p>
+    <w:p>
+      <w:pPr>
+        <w:pStyle w:val="ListParagraph"/>
+        <w:numPr>
+          <w:ilvl w:val="0"/>
+          <w:numId w:val="2"/>
+        </w:numPr>
+        <w:spacing w:before="0" w:after="80"/>
+      </w:pPr>
+      <w:r>
+        <w:rPr>
+          <w:rFonts w:ascii="Georgia" w:cs="Georgia" w:eastAsia="Georgia" w:hAnsi="Georgia"/>
+          <w:color w:val="333333"/>
+          <w:sz w:val="20"/>
+          <w:szCs w:val="20"/>
+        </w:rPr>
+        <w:t xml:space="preserve">Bank Transactions: income and expense tracking with configurable categories; CSV import; Exclude from P&amp;L toggle</w:t>
+      </w:r>
+    </w:p>
+    <w:p>
+      <w:pPr>
+        <w:pStyle w:val="ListParagraph"/>
+        <w:numPr>
+          <w:ilvl w:val="0"/>
+          <w:numId w:val="2"/>
+        </w:numPr>
+        <w:spacing w:before="0" w:after="80"/>
+      </w:pPr>
+      <w:r>
+        <w:rPr>
+          <w:rFonts w:ascii="Georgia" w:cs="Georgia" w:eastAsia="Georgia" w:hAnsi="Georgia"/>
+          <w:color w:val="333333"/>
+          <w:sz w:val="20"/>
+          <w:szCs w:val="20"/>
+        </w:rPr>
+        <w:t xml:space="preserve">Budget: per-category targets; three views including Matrix view (categories × months pivot); student-month tracking adjusts for withdrawals; budget lock after cutoff date</w:t>
+      </w:r>
+    </w:p>
+    <w:p>
+      <w:pPr>
+        <w:pStyle w:val="ListParagraph"/>
+        <w:numPr>
+          <w:ilvl w:val="0"/>
+          <w:numId w:val="2"/>
+        </w:numPr>
+        <w:spacing w:before="0" w:after="80"/>
+      </w:pPr>
+      <w:r>
+        <w:rPr>
+          <w:rFonts w:ascii="Georgia" w:cs="Georgia" w:eastAsia="Georgia" w:hAnsi="Georgia"/>
+          <w:color w:val="333333"/>
+          <w:sz w:val="20"/>
+          <w:szCs w:val="20"/>
+        </w:rPr>
+        <w:t xml:space="preserve">P&amp;L Overview: Revenue (projected vs. collected vs. variance) and Expenses (budget vs. actual vs. variance) side-by-side; filter by year and program</w:t>
+      </w:r>
+    </w:p>
+    <w:p>
+      <w:pPr>
+        <w:spacing w:before="0" w:after="80"/>
+      </w:pPr>
+      <w:r>
+        <w:t xml:space="preserve"/>
+      </w:r>
+    </w:p>
+    <w:p>
+      <w:pPr>
+        <w:pStyle w:val="Heading2"/>
+        <w:spacing w:before="280" w:after="120"/>
+      </w:pPr>
+      <w:r>
+        <w:rPr>
+          <w:rFonts w:ascii="Georgia" w:cs="Georgia" w:eastAsia="Georgia" w:hAnsi="Georgia"/>
+          <w:b/>
+          <w:bCs/>
+          <w:color w:val="2d6a4f"/>
+          <w:sz w:val="26"/>
+          <w:szCs w:val="26"/>
+        </w:rPr>
+        <w:t xml:space="preserve">3.8 Administration &amp; Setup</w:t>
       </w:r>
     </w:p>
     <w:p>
@@ -1654,7 +2132,7 @@
           <w:sz w:val="22"/>
           <w:szCs w:val="22"/>
         </w:rPr>
-        <w:t xml:space="preserve">Sibling discounts</w:t>
+        <w:t xml:space="preserve">Onboarding Wizard</w:t>
       </w:r>
     </w:p>
     <w:p>
@@ -1668,32 +2146,7 @@
           <w:sz w:val="20"/>
           <w:szCs w:val="20"/>
         </w:rPr>
-        <w:t xml:space="preserve">Sibling discounts are calculated per program, not globally. Discount percentages are configurable per program.</w:t>
-      </w:r>
-    </w:p>
-    <w:p>
-      <w:pPr>
-        <w:spacing w:before="0" w:after="80"/>
-      </w:pPr>
-      <w:r>
-        <w:t xml:space="preserve"/>
-      </w:r>
-    </w:p>
-    <w:p>
-      <w:pPr>
-        <w:pStyle w:val="Heading2"/>
-        <w:spacing w:before="280" w:after="120"/>
-      </w:pPr>
-      <w:r>
-        <w:rPr>
-          <w:rFonts w:ascii="Georgia" w:cs="Georgia" w:eastAsia="Georgia" w:hAnsi="Georgia"/>
-          <w:b/>
-          <w:bCs/>
-          <w:color w:val="2d6a4f"/>
-          <w:sz w:val="26"/>
-          <w:szCs w:val="26"/>
-        </w:rPr>
-        <w:t xml:space="preserve">3.4 Payments &amp; Reconciliation</w:t>
+        <w:t xml:space="preserve">Full-screen guided first-run setup: organization name, family types, programs, payment plan schedules, and tuition rates. Can be re-run from Setup → Tools at any time.</w:t>
       </w:r>
     </w:p>
     <w:p>
@@ -1709,102 +2162,21 @@
           <w:sz w:val="22"/>
           <w:szCs w:val="22"/>
         </w:rPr>
-        <w:t xml:space="preserve">Manual payments</w:t>
-      </w:r>
-    </w:p>
-    <w:p>
-      <w:pPr>
-        <w:pStyle w:val="ListParagraph"/>
-        <w:numPr>
-          <w:ilvl w:val="0"/>
-          <w:numId w:val="2"/>
-        </w:numPr>
-        <w:spacing w:before="0" w:after="80"/>
-      </w:pPr>
-      <w:r>
-        <w:rPr>
-          <w:rFonts w:ascii="Georgia" w:cs="Georgia" w:eastAsia="Georgia" w:hAnsi="Georgia"/>
-          <w:color w:val="333333"/>
-          <w:sz w:val="20"/>
-          <w:szCs w:val="20"/>
-        </w:rPr>
-        <w:t xml:space="preserve">Record payments by check, Stripe, or other method; gross and net amounts tracked separately</w:t>
-      </w:r>
-    </w:p>
-    <w:p>
-      <w:pPr>
-        <w:pStyle w:val="ListParagraph"/>
-        <w:numPr>
-          <w:ilvl w:val="0"/>
-          <w:numId w:val="2"/>
-        </w:numPr>
-        <w:spacing w:before="0" w:after="80"/>
-      </w:pPr>
-      <w:r>
-        <w:rPr>
-          <w:rFonts w:ascii="Georgia" w:cs="Georgia" w:eastAsia="Georgia" w:hAnsi="Georgia"/>
-          <w:color w:val="333333"/>
-          <w:sz w:val="20"/>
-          <w:szCs w:val="20"/>
-        </w:rPr>
-        <w:t xml:space="preserve">appliedYear field explicitly tags each payment to a school year — critical during the March–May overlap</w:t>
-      </w:r>
-    </w:p>
-    <w:p>
-      <w:pPr>
-        <w:pStyle w:val="ListParagraph"/>
-        <w:numPr>
-          <w:ilvl w:val="0"/>
-          <w:numId w:val="2"/>
-        </w:numPr>
-        <w:spacing w:before="0" w:after="80"/>
-      </w:pPr>
-      <w:r>
-        <w:rPr>
-          <w:rFonts w:ascii="Georgia" w:cs="Georgia" w:eastAsia="Georgia" w:hAnsi="Georgia"/>
-          <w:color w:val="333333"/>
-          <w:sz w:val="20"/>
-          <w:szCs w:val="20"/>
-        </w:rPr>
-        <w:t xml:space="preserve">Month-level allocation: payments tagged to specific billing months</w:t>
-      </w:r>
-    </w:p>
-    <w:p>
-      <w:pPr>
-        <w:pStyle w:val="ListParagraph"/>
-        <w:numPr>
-          <w:ilvl w:val="0"/>
-          <w:numId w:val="2"/>
-        </w:numPr>
-        <w:spacing w:before="0" w:after="80"/>
-      </w:pPr>
-      <w:r>
-        <w:rPr>
-          <w:rFonts w:ascii="Georgia" w:cs="Georgia" w:eastAsia="Georgia" w:hAnsi="Georgia"/>
-          <w:color w:val="333333"/>
-          <w:sz w:val="20"/>
-          <w:szCs w:val="20"/>
-        </w:rPr>
-        <w:t xml:space="preserve">Receipt emails: one-click button on each payment row generates a pre-filled receipt email to the family</w:t>
-      </w:r>
-    </w:p>
-    <w:p>
-      <w:pPr>
-        <w:pStyle w:val="ListParagraph"/>
-        <w:numPr>
-          <w:ilvl w:val="0"/>
-          <w:numId w:val="2"/>
-        </w:numPr>
-        <w:spacing w:before="0" w:after="80"/>
-      </w:pPr>
-      <w:r>
-        <w:rPr>
-          <w:rFonts w:ascii="Georgia" w:cs="Georgia" w:eastAsia="Georgia" w:hAnsi="Georgia"/>
-          <w:color w:val="333333"/>
-          <w:sz w:val="20"/>
-          <w:szCs w:val="20"/>
-        </w:rPr>
-        <w:t xml:space="preserve">Paid-in-full celebration: a brief confetti animation triggers the moment a family's balance reaches zero</w:t>
+        <w:t xml:space="preserve">Next Year Wizard</w:t>
+      </w:r>
+    </w:p>
+    <w:p>
+      <w:pPr>
+        <w:spacing w:before="0" w:after="140"/>
+      </w:pPr>
+      <w:r>
+        <w:rPr>
+          <w:rFonts w:ascii="Georgia" w:cs="Georgia" w:eastAsia="Georgia" w:hAnsi="Georgia"/>
+          <w:color w:val="333333"/>
+          <w:sz w:val="20"/>
+          <w:szCs w:val="20"/>
+        </w:rPr>
+        <w:t xml:space="preserve">Full-screen guided annual rollover: confirm programs, set payment plans, update tuition rates with prior year shown for comparison, re-enroll returning families in bulk.</w:t>
       </w:r>
     </w:p>
     <w:p>
@@ -1820,851 +2192,64 @@
           <w:sz w:val="22"/>
           <w:szCs w:val="22"/>
         </w:rPr>
-        <w:t xml:space="preserve">Florida Step-Up for Students — CSV import</w:t>
-      </w:r>
-    </w:p>
-    <w:p>
-      <w:pPr>
-        <w:pStyle w:val="ListParagraph"/>
-        <w:numPr>
-          <w:ilvl w:val="0"/>
-          <w:numId w:val="2"/>
-        </w:numPr>
-        <w:spacing w:before="0" w:after="80"/>
-      </w:pPr>
-      <w:r>
-        <w:rPr>
-          <w:rFonts w:ascii="Georgia" w:cs="Georgia" w:eastAsia="Georgia" w:hAnsi="Georgia"/>
-          <w:color w:val="333333"/>
-          <w:sz w:val="20"/>
-          <w:szCs w:val="20"/>
-        </w:rPr>
-        <w:t xml:space="preserve">Paste the tab-delimited export from the state portal directly — no file conversion or column mapping</w:t>
-      </w:r>
-    </w:p>
-    <w:p>
-      <w:pPr>
-        <w:pStyle w:val="ListParagraph"/>
-        <w:numPr>
-          <w:ilvl w:val="0"/>
-          <w:numId w:val="2"/>
-        </w:numPr>
-        <w:spacing w:before="0" w:after="80"/>
-      </w:pPr>
-      <w:r>
-        <w:rPr>
-          <w:rFonts w:ascii="Georgia" w:cs="Georgia" w:eastAsia="Georgia" w:hAnsi="Georgia"/>
-          <w:color w:val="333333"/>
-          <w:sz w:val="20"/>
-          <w:szCs w:val="20"/>
-        </w:rPr>
-        <w:t xml:space="preserve">Payments matched to students using the student sequence number from the portal</w:t>
-      </w:r>
-    </w:p>
-    <w:p>
-      <w:pPr>
-        <w:pStyle w:val="ListParagraph"/>
-        <w:numPr>
-          <w:ilvl w:val="0"/>
-          <w:numId w:val="2"/>
-        </w:numPr>
-        <w:spacing w:before="0" w:after="80"/>
-      </w:pPr>
-      <w:r>
-        <w:rPr>
-          <w:rFonts w:ascii="Georgia" w:cs="Georgia" w:eastAsia="Georgia" w:hAnsi="Georgia"/>
-          <w:color w:val="333333"/>
-          <w:sz w:val="20"/>
-          <w:szCs w:val="20"/>
-        </w:rPr>
-        <w:t xml:space="preserve">Program attribution automatic: "Other Fees" category → Film/enrichment programs; anything else → Core Program</w:t>
-      </w:r>
-    </w:p>
-    <w:p>
-      <w:pPr>
-        <w:pStyle w:val="ListParagraph"/>
-        <w:numPr>
-          <w:ilvl w:val="0"/>
-          <w:numId w:val="2"/>
-        </w:numPr>
-        <w:spacing w:before="0" w:after="80"/>
-      </w:pPr>
-      <w:r>
-        <w:rPr>
-          <w:rFonts w:ascii="Georgia" w:cs="Georgia" w:eastAsia="Georgia" w:hAnsi="Georgia"/>
-          <w:color w:val="333333"/>
-          <w:sz w:val="20"/>
-          <w:szCs w:val="20"/>
-        </w:rPr>
-        <w:t xml:space="preserve">Deduplication on re-import; missing fields backfilled on fresh import</w:t>
-      </w:r>
-    </w:p>
-    <w:p>
-      <w:pPr>
-        <w:pStyle w:val="ListParagraph"/>
-        <w:numPr>
-          <w:ilvl w:val="0"/>
-          <w:numId w:val="2"/>
-        </w:numPr>
-        <w:spacing w:before="0" w:after="80"/>
-      </w:pPr>
-      <w:r>
-        <w:rPr>
-          <w:rFonts w:ascii="Georgia" w:cs="Georgia" w:eastAsia="Georgia" w:hAnsi="Georgia"/>
-          <w:color w:val="333333"/>
-          <w:sz w:val="20"/>
-          <w:szCs w:val="20"/>
-        </w:rPr>
-        <w:t xml:space="preserve">Only "Paid" status records counted; pending or canceled disbursements excluded</w:t>
-      </w:r>
-    </w:p>
-    <w:p>
-      <w:pPr>
-        <w:spacing w:before="200" w:after="80"/>
-      </w:pPr>
-      <w:r>
-        <w:rPr>
-          <w:rFonts w:ascii="Georgia" w:cs="Georgia" w:eastAsia="Georgia" w:hAnsi="Georgia"/>
-          <w:b/>
-          <w:bCs/>
-          <w:color w:val="1a3a2a"/>
-          <w:sz w:val="22"/>
-          <w:szCs w:val="22"/>
-        </w:rPr>
-        <w:t xml:space="preserve">Bulk imports</w:t>
-      </w:r>
-    </w:p>
-    <w:p>
-      <w:pPr>
-        <w:pStyle w:val="ListParagraph"/>
-        <w:numPr>
-          <w:ilvl w:val="0"/>
-          <w:numId w:val="2"/>
-        </w:numPr>
-        <w:spacing w:before="0" w:after="80"/>
-      </w:pPr>
-      <w:r>
-        <w:rPr>
-          <w:rFonts w:ascii="Georgia" w:cs="Georgia" w:eastAsia="Georgia" w:hAnsi="Georgia"/>
-          <w:color w:val="333333"/>
-          <w:sz w:val="20"/>
-          <w:szCs w:val="20"/>
-        </w:rPr>
-        <w:t xml:space="preserve">Stripe CSV exports imported in bulk with fuzzy family name matching</w:t>
-      </w:r>
-    </w:p>
-    <w:p>
-      <w:pPr>
-        <w:pStyle w:val="ListParagraph"/>
-        <w:numPr>
-          <w:ilvl w:val="0"/>
-          <w:numId w:val="2"/>
-        </w:numPr>
-        <w:spacing w:before="0" w:after="80"/>
-      </w:pPr>
-      <w:r>
-        <w:rPr>
-          <w:rFonts w:ascii="Georgia" w:cs="Georgia" w:eastAsia="Georgia" w:hAnsi="Georgia"/>
-          <w:color w:val="333333"/>
-          <w:sz w:val="20"/>
-          <w:szCs w:val="20"/>
-        </w:rPr>
-        <w:t xml:space="preserve">Bank transaction CSVs imported with automatic income/expense detection by amount sign</w:t>
-      </w:r>
-    </w:p>
-    <w:p>
-      <w:pPr>
-        <w:pStyle w:val="ListParagraph"/>
-        <w:numPr>
-          <w:ilvl w:val="0"/>
-          <w:numId w:val="2"/>
-        </w:numPr>
-        <w:spacing w:before="0" w:after="80"/>
-      </w:pPr>
-      <w:r>
-        <w:rPr>
-          <w:rFonts w:ascii="Georgia" w:cs="Georgia" w:eastAsia="Georgia" w:hAnsi="Georgia"/>
-          <w:color w:val="333333"/>
-          <w:sz w:val="20"/>
-          <w:szCs w:val="20"/>
-        </w:rPr>
-        <w:t xml:space="preserve">Unmatched records shown separately for manual assignment</w:t>
-      </w:r>
-    </w:p>
-    <w:p>
-      <w:pPr>
-        <w:spacing w:before="0" w:after="80"/>
-      </w:pPr>
-      <w:r>
-        <w:t xml:space="preserve"/>
-      </w:r>
-    </w:p>
-    <w:p>
-      <w:pPr>
-        <w:pStyle w:val="Heading2"/>
-        <w:spacing w:before="280" w:after="120"/>
-      </w:pPr>
-      <w:r>
-        <w:rPr>
-          <w:rFonts w:ascii="Georgia" w:cs="Georgia" w:eastAsia="Georgia" w:hAnsi="Georgia"/>
-          <w:b/>
-          <w:bCs/>
-          <w:color w:val="2d6a4f"/>
-          <w:sz w:val="26"/>
-          <w:szCs w:val="26"/>
-        </w:rPr>
-        <w:t xml:space="preserve">3.5 Invoicing &amp; Collections</w:t>
-      </w:r>
-    </w:p>
-    <w:p>
-      <w:pPr>
-        <w:spacing w:before="200" w:after="80"/>
-      </w:pPr>
-      <w:r>
-        <w:rPr>
-          <w:rFonts w:ascii="Georgia" w:cs="Georgia" w:eastAsia="Georgia" w:hAnsi="Georgia"/>
-          <w:b/>
-          <w:bCs/>
-          <w:color w:val="1a3a2a"/>
-          <w:sz w:val="22"/>
-          <w:szCs w:val="22"/>
-        </w:rPr>
-        <w:t xml:space="preserve">Collections dashboard</w:t>
-      </w:r>
-    </w:p>
-    <w:p>
-      <w:pPr>
-        <w:pStyle w:val="ListParagraph"/>
-        <w:numPr>
-          <w:ilvl w:val="0"/>
-          <w:numId w:val="2"/>
-        </w:numPr>
-        <w:spacing w:before="0" w:after="80"/>
-      </w:pPr>
-      <w:r>
-        <w:rPr>
-          <w:rFonts w:ascii="Georgia" w:cs="Georgia" w:eastAsia="Georgia" w:hAnsi="Georgia"/>
-          <w:color w:val="333333"/>
-          <w:sz w:val="20"/>
-          <w:szCs w:val="20"/>
-        </w:rPr>
-        <w:t xml:space="preserve">All families sorted by current balance — highest owed at the top</w:t>
-      </w:r>
-    </w:p>
-    <w:p>
-      <w:pPr>
-        <w:pStyle w:val="ListParagraph"/>
-        <w:numPr>
-          <w:ilvl w:val="0"/>
-          <w:numId w:val="2"/>
-        </w:numPr>
-        <w:spacing w:before="0" w:after="80"/>
-      </w:pPr>
-      <w:r>
-        <w:rPr>
-          <w:rFonts w:ascii="Georgia" w:cs="Georgia" w:eastAsia="Georgia" w:hAnsi="Georgia"/>
-          <w:color w:val="333333"/>
-          <w:sz w:val="20"/>
-          <w:szCs w:val="20"/>
-        </w:rPr>
-        <w:t xml:space="preserve">Health indicator dot (green/yellow/red) visible at a glance</w:t>
-      </w:r>
-    </w:p>
-    <w:p>
-      <w:pPr>
-        <w:pStyle w:val="ListParagraph"/>
-        <w:numPr>
-          <w:ilvl w:val="0"/>
-          <w:numId w:val="2"/>
-        </w:numPr>
-        <w:spacing w:before="0" w:after="80"/>
-      </w:pPr>
-      <w:r>
-        <w:rPr>
-          <w:rFonts w:ascii="Georgia" w:cs="Georgia" w:eastAsia="Georgia" w:hAnsi="Georgia"/>
-          <w:color w:val="333333"/>
-          <w:sz w:val="20"/>
-          <w:szCs w:val="20"/>
-        </w:rPr>
-        <w:t xml:space="preserve">One-click pre-filled collections email: to address, subject line with balance, and full account summary body</w:t>
-      </w:r>
-    </w:p>
-    <w:p>
-      <w:pPr>
-        <w:pStyle w:val="ListParagraph"/>
-        <w:numPr>
-          <w:ilvl w:val="0"/>
-          <w:numId w:val="2"/>
-        </w:numPr>
-        <w:spacing w:before="0" w:after="80"/>
-      </w:pPr>
-      <w:r>
-        <w:rPr>
-          <w:rFonts w:ascii="Georgia" w:cs="Georgia" w:eastAsia="Georgia" w:hAnsi="Georgia"/>
-          <w:color w:val="333333"/>
-          <w:sz w:val="20"/>
-          <w:szCs w:val="20"/>
-        </w:rPr>
-        <w:t xml:space="preserve">Direct "Add Payment" shortcut from the collections row — no tab switching</w:t>
-      </w:r>
-    </w:p>
-    <w:p>
-      <w:pPr>
-        <w:spacing w:before="200" w:after="80"/>
-      </w:pPr>
-      <w:r>
-        <w:rPr>
-          <w:rFonts w:ascii="Georgia" w:cs="Georgia" w:eastAsia="Georgia" w:hAnsi="Georgia"/>
-          <w:b/>
-          <w:bCs/>
-          <w:color w:val="1a3a2a"/>
-          <w:sz w:val="22"/>
-          <w:szCs w:val="22"/>
-        </w:rPr>
-        <w:t xml:space="preserve">Family statements</w:t>
-      </w:r>
-    </w:p>
-    <w:p>
-      <w:pPr>
-        <w:pStyle w:val="ListParagraph"/>
-        <w:numPr>
-          <w:ilvl w:val="0"/>
-          <w:numId w:val="2"/>
-        </w:numPr>
-        <w:spacing w:before="0" w:after="80"/>
-      </w:pPr>
-      <w:r>
-        <w:rPr>
-          <w:rFonts w:ascii="Georgia" w:cs="Georgia" w:eastAsia="Georgia" w:hAnsi="Georgia"/>
-          <w:color w:val="333333"/>
-          <w:sz w:val="20"/>
-          <w:szCs w:val="20"/>
-        </w:rPr>
-        <w:t xml:space="preserve">Year-to-date invoice for any family in one click: itemized charges by student and program, all payments received, net balance</w:t>
-      </w:r>
-    </w:p>
-    <w:p>
-      <w:pPr>
-        <w:pStyle w:val="ListParagraph"/>
-        <w:numPr>
-          <w:ilvl w:val="0"/>
-          <w:numId w:val="2"/>
-        </w:numPr>
-        <w:spacing w:before="0" w:after="80"/>
-      </w:pPr>
-      <w:r>
-        <w:rPr>
-          <w:rFonts w:ascii="Georgia" w:cs="Georgia" w:eastAsia="Georgia" w:hAnsi="Georgia"/>
-          <w:color w:val="333333"/>
-          <w:sz w:val="20"/>
-          <w:szCs w:val="20"/>
-        </w:rPr>
-        <w:t xml:space="preserve">Step-Up compliance language included automatically on every statement</w:t>
-      </w:r>
-    </w:p>
-    <w:p>
-      <w:pPr>
-        <w:pStyle w:val="ListParagraph"/>
-        <w:numPr>
-          <w:ilvl w:val="0"/>
-          <w:numId w:val="2"/>
-        </w:numPr>
-        <w:spacing w:before="0" w:after="80"/>
-      </w:pPr>
-      <w:r>
-        <w:rPr>
-          <w:rFonts w:ascii="Georgia" w:cs="Georgia" w:eastAsia="Georgia" w:hAnsi="Georgia"/>
-          <w:color w:val="333333"/>
-          <w:sz w:val="20"/>
-          <w:szCs w:val="20"/>
-        </w:rPr>
-        <w:t xml:space="preserve">Printable view; save as PDF from the browser</w:t>
-      </w:r>
-    </w:p>
-    <w:p>
-      <w:pPr>
-        <w:spacing w:before="0" w:after="80"/>
-      </w:pPr>
-      <w:r>
-        <w:t xml:space="preserve"/>
-      </w:r>
-    </w:p>
-    <w:p>
-      <w:pPr>
-        <w:pStyle w:val="Heading2"/>
-        <w:spacing w:before="280" w:after="120"/>
-      </w:pPr>
-      <w:r>
-        <w:rPr>
-          <w:rFonts w:ascii="Georgia" w:cs="Georgia" w:eastAsia="Georgia" w:hAnsi="Georgia"/>
-          <w:b/>
-          <w:bCs/>
-          <w:color w:val="2d6a4f"/>
-          <w:sz w:val="26"/>
-          <w:szCs w:val="26"/>
-        </w:rPr>
-        <w:t xml:space="preserve">3.6 Finances: Bank Transactions, Budget &amp; P&amp;L</w:t>
-      </w:r>
-    </w:p>
-    <w:p>
-      <w:pPr>
-        <w:spacing w:before="200" w:after="80"/>
-      </w:pPr>
-      <w:r>
-        <w:rPr>
-          <w:rFonts w:ascii="Georgia" w:cs="Georgia" w:eastAsia="Georgia" w:hAnsi="Georgia"/>
-          <w:b/>
-          <w:bCs/>
-          <w:color w:val="1a3a2a"/>
-          <w:sz w:val="22"/>
-          <w:szCs w:val="22"/>
-        </w:rPr>
-        <w:t xml:space="preserve">Bank Transactions</w:t>
-      </w:r>
-    </w:p>
-    <w:p>
-      <w:pPr>
-        <w:pStyle w:val="ListParagraph"/>
-        <w:numPr>
-          <w:ilvl w:val="0"/>
-          <w:numId w:val="2"/>
-        </w:numPr>
-        <w:spacing w:before="0" w:after="80"/>
-      </w:pPr>
-      <w:r>
-        <w:rPr>
-          <w:rFonts w:ascii="Georgia" w:cs="Georgia" w:eastAsia="Georgia" w:hAnsi="Georgia"/>
-          <w:color w:val="333333"/>
-          <w:sz w:val="20"/>
-          <w:szCs w:val="20"/>
-        </w:rPr>
-        <w:t xml:space="preserve">Tracks both income and expense transactions with configurable categories and subcategories</w:t>
-      </w:r>
-    </w:p>
-    <w:p>
-      <w:pPr>
-        <w:pStyle w:val="ListParagraph"/>
-        <w:numPr>
-          <w:ilvl w:val="0"/>
-          <w:numId w:val="2"/>
-        </w:numPr>
-        <w:spacing w:before="0" w:after="80"/>
-      </w:pPr>
-      <w:r>
-        <w:rPr>
-          <w:rFonts w:ascii="Georgia" w:cs="Georgia" w:eastAsia="Georgia" w:hAnsi="Georgia"/>
-          <w:color w:val="333333"/>
-          <w:sz w:val="20"/>
-          <w:szCs w:val="20"/>
-        </w:rPr>
-        <w:t xml:space="preserve">"Exclude from P&amp;L" toggle per category</w:t>
-      </w:r>
-    </w:p>
-    <w:p>
-      <w:pPr>
-        <w:pStyle w:val="ListParagraph"/>
-        <w:numPr>
-          <w:ilvl w:val="0"/>
-          <w:numId w:val="2"/>
-        </w:numPr>
-        <w:spacing w:before="0" w:after="80"/>
-      </w:pPr>
-      <w:r>
-        <w:rPr>
-          <w:rFonts w:ascii="Georgia" w:cs="Georgia" w:eastAsia="Georgia" w:hAnsi="Georgia"/>
-          <w:color w:val="333333"/>
-          <w:sz w:val="20"/>
-          <w:szCs w:val="20"/>
-        </w:rPr>
-        <w:t xml:space="preserve">CSV import with automatic income/expense detection by amount sign</w:t>
-      </w:r>
-    </w:p>
-    <w:p>
-      <w:pPr>
-        <w:spacing w:before="200" w:after="80"/>
-      </w:pPr>
-      <w:r>
-        <w:rPr>
-          <w:rFonts w:ascii="Georgia" w:cs="Georgia" w:eastAsia="Georgia" w:hAnsi="Georgia"/>
-          <w:b/>
-          <w:bCs/>
-          <w:color w:val="1a3a2a"/>
-          <w:sz w:val="22"/>
-          <w:szCs w:val="22"/>
-        </w:rPr>
-        <w:t xml:space="preserve">Budget</w:t>
-      </w:r>
-    </w:p>
-    <w:p>
-      <w:pPr>
-        <w:pStyle w:val="ListParagraph"/>
-        <w:numPr>
-          <w:ilvl w:val="0"/>
-          <w:numId w:val="2"/>
-        </w:numPr>
-        <w:spacing w:before="0" w:after="80"/>
-      </w:pPr>
-      <w:r>
-        <w:rPr>
-          <w:rFonts w:ascii="Georgia" w:cs="Georgia" w:eastAsia="Georgia" w:hAnsi="Georgia"/>
-          <w:color w:val="333333"/>
-          <w:sz w:val="20"/>
-          <w:szCs w:val="20"/>
-        </w:rPr>
-        <w:t xml:space="preserve">Per-category annual budget targets for the selected school year</w:t>
-      </w:r>
-    </w:p>
-    <w:p>
-      <w:pPr>
-        <w:pStyle w:val="ListParagraph"/>
-        <w:numPr>
-          <w:ilvl w:val="0"/>
-          <w:numId w:val="2"/>
-        </w:numPr>
-        <w:spacing w:before="0" w:after="80"/>
-      </w:pPr>
-      <w:r>
-        <w:rPr>
-          <w:rFonts w:ascii="Georgia" w:cs="Georgia" w:eastAsia="Georgia" w:hAnsi="Georgia"/>
-          <w:color w:val="333333"/>
-          <w:sz w:val="20"/>
-          <w:szCs w:val="20"/>
-        </w:rPr>
-        <w:t xml:space="preserve">Three views: by-category list, budget-vs-actual summary, and Matrix view (categories × months pivot table)</w:t>
-      </w:r>
-    </w:p>
-    <w:p>
-      <w:pPr>
-        <w:pStyle w:val="ListParagraph"/>
-        <w:numPr>
-          <w:ilvl w:val="0"/>
-          <w:numId w:val="2"/>
-        </w:numPr>
-        <w:spacing w:before="0" w:after="80"/>
-      </w:pPr>
-      <w:r>
-        <w:rPr>
-          <w:rFonts w:ascii="Georgia" w:cs="Georgia" w:eastAsia="Georgia" w:hAnsi="Georgia"/>
-          <w:color w:val="333333"/>
-          <w:sz w:val="20"/>
-          <w:szCs w:val="20"/>
-        </w:rPr>
-        <w:t xml:space="preserve">Student-month budget tracking: budgeted figure based on enrollments active at lock date; projected figure adjusts for withdrawals</w:t>
-      </w:r>
-    </w:p>
-    <w:p>
-      <w:pPr>
-        <w:pStyle w:val="ListParagraph"/>
-        <w:numPr>
-          <w:ilvl w:val="0"/>
-          <w:numId w:val="2"/>
-        </w:numPr>
-        <w:spacing w:before="0" w:after="80"/>
-      </w:pPr>
-      <w:r>
-        <w:rPr>
-          <w:rFonts w:ascii="Georgia" w:cs="Georgia" w:eastAsia="Georgia" w:hAnsi="Georgia"/>
-          <w:color w:val="333333"/>
-          <w:sz w:val="20"/>
-          <w:szCs w:val="20"/>
-        </w:rPr>
-        <w:t xml:space="preserve">Budget lock: prevents editing after a configurable cutoff date</w:t>
-      </w:r>
-    </w:p>
-    <w:p>
-      <w:pPr>
-        <w:spacing w:before="200" w:after="80"/>
-      </w:pPr>
-      <w:r>
-        <w:rPr>
-          <w:rFonts w:ascii="Georgia" w:cs="Georgia" w:eastAsia="Georgia" w:hAnsi="Georgia"/>
-          <w:b/>
-          <w:bCs/>
-          <w:color w:val="1a3a2a"/>
-          <w:sz w:val="22"/>
-          <w:szCs w:val="22"/>
-        </w:rPr>
-        <w:t xml:space="preserve">P&amp;L Overview</w:t>
-      </w:r>
-    </w:p>
-    <w:p>
-      <w:pPr>
-        <w:pStyle w:val="ListParagraph"/>
-        <w:numPr>
-          <w:ilvl w:val="0"/>
-          <w:numId w:val="2"/>
-        </w:numPr>
-        <w:spacing w:before="0" w:after="80"/>
-      </w:pPr>
-      <w:r>
-        <w:rPr>
-          <w:rFonts w:ascii="Georgia" w:cs="Georgia" w:eastAsia="Georgia" w:hAnsi="Georgia"/>
-          <w:color w:val="333333"/>
-          <w:sz w:val="20"/>
-          <w:szCs w:val="20"/>
-        </w:rPr>
-        <w:t xml:space="preserve">Unified table: Revenue, Expenses, and Net Income side-by-side</w:t>
-      </w:r>
-    </w:p>
-    <w:p>
-      <w:pPr>
-        <w:pStyle w:val="ListParagraph"/>
-        <w:numPr>
-          <w:ilvl w:val="0"/>
-          <w:numId w:val="2"/>
-        </w:numPr>
-        <w:spacing w:before="0" w:after="80"/>
-      </w:pPr>
-      <w:r>
-        <w:rPr>
-          <w:rFonts w:ascii="Georgia" w:cs="Georgia" w:eastAsia="Georgia" w:hAnsi="Georgia"/>
-          <w:color w:val="333333"/>
-          <w:sz w:val="20"/>
-          <w:szCs w:val="20"/>
-        </w:rPr>
-        <w:t xml:space="preserve">Revenue: Projected (from enrollment charges) vs. Collected (from payments) vs. Variance</w:t>
-      </w:r>
-    </w:p>
-    <w:p>
-      <w:pPr>
-        <w:pStyle w:val="ListParagraph"/>
-        <w:numPr>
-          <w:ilvl w:val="0"/>
-          <w:numId w:val="2"/>
-        </w:numPr>
-        <w:spacing w:before="0" w:after="80"/>
-      </w:pPr>
-      <w:r>
-        <w:rPr>
-          <w:rFonts w:ascii="Georgia" w:cs="Georgia" w:eastAsia="Georgia" w:hAnsi="Georgia"/>
-          <w:color w:val="333333"/>
-          <w:sz w:val="20"/>
-          <w:szCs w:val="20"/>
-        </w:rPr>
-        <w:t xml:space="preserve">Expenses: Budget vs. Actual vs. Variance</w:t>
-      </w:r>
-    </w:p>
-    <w:p>
-      <w:pPr>
-        <w:pStyle w:val="ListParagraph"/>
-        <w:numPr>
-          <w:ilvl w:val="0"/>
-          <w:numId w:val="2"/>
-        </w:numPr>
-        <w:spacing w:before="0" w:after="80"/>
-      </w:pPr>
-      <w:r>
-        <w:rPr>
-          <w:rFonts w:ascii="Georgia" w:cs="Georgia" w:eastAsia="Georgia" w:hAnsi="Georgia"/>
-          <w:color w:val="333333"/>
-          <w:sz w:val="20"/>
-          <w:szCs w:val="20"/>
-        </w:rPr>
-        <w:t xml:space="preserve">Filter by school year and program</w:t>
-      </w:r>
-    </w:p>
-    <w:p>
-      <w:pPr>
-        <w:spacing w:before="0" w:after="80"/>
-      </w:pPr>
-      <w:r>
-        <w:t xml:space="preserve"/>
-      </w:r>
-    </w:p>
-    <w:p>
-      <w:pPr>
-        <w:pStyle w:val="Heading2"/>
-        <w:spacing w:before="280" w:after="120"/>
-      </w:pPr>
-      <w:r>
-        <w:rPr>
-          <w:rFonts w:ascii="Georgia" w:cs="Georgia" w:eastAsia="Georgia" w:hAnsi="Georgia"/>
-          <w:b/>
-          <w:bCs/>
-          <w:color w:val="2d6a4f"/>
-          <w:sz w:val="26"/>
-          <w:szCs w:val="26"/>
-        </w:rPr>
-        <w:t xml:space="preserve">3.7 Administration &amp; Setup</w:t>
-      </w:r>
-    </w:p>
-    <w:p>
-      <w:pPr>
-        <w:spacing w:before="200" w:after="80"/>
-      </w:pPr>
-      <w:r>
-        <w:rPr>
-          <w:rFonts w:ascii="Georgia" w:cs="Georgia" w:eastAsia="Georgia" w:hAnsi="Georgia"/>
-          <w:b/>
-          <w:bCs/>
-          <w:color w:val="1a3a2a"/>
-          <w:sz w:val="22"/>
-          <w:szCs w:val="22"/>
-        </w:rPr>
-        <w:t xml:space="preserve">Onboarding Wizard</w:t>
-      </w:r>
-    </w:p>
-    <w:p>
-      <w:pPr>
-        <w:spacing w:before="0" w:after="140"/>
-      </w:pPr>
-      <w:r>
-        <w:rPr>
-          <w:rFonts w:ascii="Georgia" w:cs="Georgia" w:eastAsia="Georgia" w:hAnsi="Georgia"/>
-          <w:color w:val="333333"/>
-          <w:sz w:val="20"/>
-          <w:szCs w:val="20"/>
-        </w:rPr>
-        <w:t xml:space="preserve">A full-screen guided setup wizard for a brand-new co-op installation. Walks through organization name, family types, programs, payment plan schedules, and tuition rates. Can be re-run from Setup → Tools at any time.</w:t>
-      </w:r>
-    </w:p>
-    <w:p>
-      <w:pPr>
-        <w:spacing w:before="200" w:after="80"/>
-      </w:pPr>
-      <w:r>
-        <w:rPr>
-          <w:rFonts w:ascii="Georgia" w:cs="Georgia" w:eastAsia="Georgia" w:hAnsi="Georgia"/>
-          <w:b/>
-          <w:bCs/>
-          <w:color w:val="1a3a2a"/>
-          <w:sz w:val="22"/>
-          <w:szCs w:val="22"/>
-        </w:rPr>
-        <w:t xml:space="preserve">Next Year Wizard</w:t>
-      </w:r>
-    </w:p>
-    <w:p>
-      <w:pPr>
-        <w:spacing w:before="0" w:after="140"/>
-      </w:pPr>
-      <w:r>
-        <w:rPr>
-          <w:rFonts w:ascii="Georgia" w:cs="Georgia" w:eastAsia="Georgia" w:hAnsi="Georgia"/>
-          <w:color w:val="333333"/>
-          <w:sz w:val="20"/>
-          <w:szCs w:val="20"/>
-        </w:rPr>
-        <w:t xml:space="preserve">A full-screen guided wizard for opening a new school year: confirm programs, set payment plans, update tuition rates (with last year's rates shown for comparison), and re-enroll returning families in bulk.</w:t>
-      </w:r>
-    </w:p>
-    <w:p>
-      <w:pPr>
-        <w:spacing w:before="200" w:after="80"/>
-      </w:pPr>
-      <w:r>
-        <w:rPr>
-          <w:rFonts w:ascii="Georgia" w:cs="Georgia" w:eastAsia="Georgia" w:hAnsi="Georgia"/>
-          <w:b/>
-          <w:bCs/>
-          <w:color w:val="1a3a2a"/>
-          <w:sz w:val="22"/>
-          <w:szCs w:val="22"/>
-        </w:rPr>
-        <w:t xml:space="preserve">Role-based access</w:t>
-      </w:r>
-    </w:p>
-    <w:p>
-      <w:pPr>
-        <w:pStyle w:val="ListParagraph"/>
-        <w:numPr>
-          <w:ilvl w:val="0"/>
-          <w:numId w:val="2"/>
-        </w:numPr>
-        <w:spacing w:before="0" w:after="80"/>
-      </w:pPr>
-      <w:r>
-        <w:rPr>
-          <w:rFonts w:ascii="Georgia" w:cs="Georgia" w:eastAsia="Georgia" w:hAnsi="Georgia"/>
-          <w:color w:val="333333"/>
-          <w:sz w:val="20"/>
-          <w:szCs w:val="20"/>
-        </w:rPr>
-        <w:t xml:space="preserve">Admin role: full read/write access</w:t>
-      </w:r>
-    </w:p>
-    <w:p>
-      <w:pPr>
-        <w:pStyle w:val="ListParagraph"/>
-        <w:numPr>
-          <w:ilvl w:val="0"/>
-          <w:numId w:val="2"/>
-        </w:numPr>
-        <w:spacing w:before="0" w:after="80"/>
-      </w:pPr>
-      <w:r>
-        <w:rPr>
-          <w:rFonts w:ascii="Georgia" w:cs="Georgia" w:eastAsia="Georgia" w:hAnsi="Georgia"/>
-          <w:color w:val="333333"/>
-          <w:sz w:val="20"/>
-          <w:szCs w:val="20"/>
-        </w:rPr>
-        <w:t xml:space="preserve">Viewer role: read-only — for board members and finance committee observers</w:t>
-      </w:r>
-    </w:p>
-    <w:p>
-      <w:pPr>
-        <w:spacing w:before="200" w:after="80"/>
-      </w:pPr>
-      <w:r>
-        <w:rPr>
-          <w:rFonts w:ascii="Georgia" w:cs="Georgia" w:eastAsia="Georgia" w:hAnsi="Georgia"/>
-          <w:b/>
-          <w:bCs/>
-          <w:color w:val="1a3a2a"/>
-          <w:sz w:val="22"/>
-          <w:szCs w:val="22"/>
-        </w:rPr>
-        <w:t xml:space="preserve">Full audit log</w:t>
-      </w:r>
-    </w:p>
-    <w:p>
-      <w:pPr>
-        <w:spacing w:before="0" w:after="140"/>
-      </w:pPr>
-      <w:r>
-        <w:rPr>
-          <w:rFonts w:ascii="Georgia" w:cs="Georgia" w:eastAsia="Georgia" w:hAnsi="Georgia"/>
-          <w:color w:val="333333"/>
-          <w:sz w:val="20"/>
-          <w:szCs w:val="20"/>
-        </w:rPr>
-        <w:t xml:space="preserve">Every create, update, and delete action logged with action type, entity, before/after state, user email, and timestamp.</w:t>
-      </w:r>
-    </w:p>
-    <w:p>
-      <w:pPr>
-        <w:spacing w:before="200" w:after="80"/>
-      </w:pPr>
-      <w:r>
-        <w:rPr>
-          <w:rFonts w:ascii="Georgia" w:cs="Georgia" w:eastAsia="Georgia" w:hAnsi="Georgia"/>
-          <w:b/>
-          <w:bCs/>
-          <w:color w:val="1a3a2a"/>
-          <w:sz w:val="22"/>
-          <w:szCs w:val="22"/>
-        </w:rPr>
-        <w:t xml:space="preserve">Admin tools</w:t>
-      </w:r>
-    </w:p>
-    <w:p>
-      <w:pPr>
-        <w:pStyle w:val="ListParagraph"/>
-        <w:numPr>
-          <w:ilvl w:val="0"/>
-          <w:numId w:val="2"/>
-        </w:numPr>
-        <w:spacing w:before="0" w:after="80"/>
-      </w:pPr>
-      <w:r>
-        <w:rPr>
-          <w:rFonts w:ascii="Georgia" w:cs="Georgia" w:eastAsia="Georgia" w:hAnsi="Georgia"/>
-          <w:color w:val="333333"/>
-          <w:sz w:val="20"/>
-          <w:szCs w:val="20"/>
-        </w:rPr>
-        <w:t xml:space="preserve">Merge Duplicate Students, Payment Program Audit, Sibling Order rebalancing, Data export and JSON backup/restore</w:t>
+        <w:t xml:space="preserve">Access &amp; audit</w:t>
+      </w:r>
+    </w:p>
+    <w:p>
+      <w:pPr>
+        <w:pStyle w:val="ListParagraph"/>
+        <w:numPr>
+          <w:ilvl w:val="0"/>
+          <w:numId w:val="2"/>
+        </w:numPr>
+        <w:spacing w:before="0" w:after="80"/>
+      </w:pPr>
+      <w:r>
+        <w:rPr>
+          <w:rFonts w:ascii="Georgia" w:cs="Georgia" w:eastAsia="Georgia" w:hAnsi="Georgia"/>
+          <w:color w:val="333333"/>
+          <w:sz w:val="20"/>
+          <w:szCs w:val="20"/>
+        </w:rPr>
+        <w:t xml:space="preserve">Role-based access: Admin (full read/write), Viewer (read-only) — managed by email address</w:t>
+      </w:r>
+    </w:p>
+    <w:p>
+      <w:pPr>
+        <w:pStyle w:val="ListParagraph"/>
+        <w:numPr>
+          <w:ilvl w:val="0"/>
+          <w:numId w:val="2"/>
+        </w:numPr>
+        <w:spacing w:before="0" w:after="80"/>
+      </w:pPr>
+      <w:r>
+        <w:rPr>
+          <w:rFonts w:ascii="Georgia" w:cs="Georgia" w:eastAsia="Georgia" w:hAnsi="Georgia"/>
+          <w:color w:val="333333"/>
+          <w:sz w:val="20"/>
+          <w:szCs w:val="20"/>
+        </w:rPr>
+        <w:t xml:space="preserve">Full audit log: every create, update, delete logged with before/after state, user email, and timestamp</w:t>
+      </w:r>
+    </w:p>
+    <w:p>
+      <w:pPr>
+        <w:pStyle w:val="ListParagraph"/>
+        <w:numPr>
+          <w:ilvl w:val="0"/>
+          <w:numId w:val="2"/>
+        </w:numPr>
+        <w:spacing w:before="0" w:after="80"/>
+      </w:pPr>
+      <w:r>
+        <w:rPr>
+          <w:rFonts w:ascii="Georgia" w:cs="Georgia" w:eastAsia="Georgia" w:hAnsi="Georgia"/>
+          <w:color w:val="333333"/>
+          <w:sz w:val="20"/>
+          <w:szCs w:val="20"/>
+        </w:rPr>
+        <w:t xml:space="preserve">Admin tools: Merge Duplicate Students, Payment Program Audit, Sibling Order rebalancing, data export and JSON backup</w:t>
       </w:r>
     </w:p>
     <w:p>
@@ -2815,7 +2400,7 @@
                 <w:sz w:val="20"/>
                 <w:szCs w:val="20"/>
               </w:rPr>
-              <w:t xml:space="preserve">Configure next year's programs and pricing rules. Run the Next Year Wizard to set rates and roll over enrollments.</w:t>
+              <w:t xml:space="preserve">Configure next year's programs and pricing. Run the Next Year Wizard to set rates and prepare enrollment rollover.</w:t>
             </w:r>
           </w:p>
         </w:tc>
@@ -2867,7 +2452,7 @@
                 <w:sz w:val="20"/>
                 <w:szCs w:val="20"/>
               </w:rPr>
-              <w:t xml:space="preserve">Enrollment opens. Re-enroll returning students. Generate deposit invoices. Begin collecting 20% deposits.</w:t>
+              <w:t xml:space="preserve">Enrollment opens. Re-enroll returning students. Generate deposit invoices. Begin collecting 20% deposits with appliedYear set to the upcoming year.</w:t>
             </w:r>
           </w:p>
         </w:tc>
@@ -2919,7 +2504,7 @@
                 <w:sz w:val="20"/>
                 <w:szCs w:val="20"/>
               </w:rPr>
-              <w:t xml:space="preserve">Record next-year deposit payments with appliedYear set to the upcoming year. Current-year monthly payments continue.</w:t>
+              <w:t xml:space="preserve">Deposit payments for next year and current-year monthly payments run simultaneously. appliedYear field keeps them correctly attributed.</w:t>
             </w:r>
           </w:p>
         </w:tc>
@@ -3075,7 +2660,7 @@
                 <w:sz w:val="20"/>
                 <w:szCs w:val="20"/>
               </w:rPr>
-              <w:t xml:space="preserve">Record payments. Import Step-Up CSV. Review Collections dashboard. Generate statements for overdue families.</w:t>
+              <w:t xml:space="preserve">Record payments. Import Step-Up CSV. Review Collections. Generate statements for overdue families. Families check own balance via portal.</w:t>
             </w:r>
           </w:p>
         </w:tc>
@@ -3177,15 +2762,7 @@
           <w:sz w:val="20"/>
           <w:szCs w:val="20"/>
         </w:rPr>
-        <w:t xml:space="preserve">For Florida co-ops, Step-Up scholarship payments represent a significant portion of tuition revenue. Manually entering disbursements, checking them against student records, and reconciling against invoices can take hours every billing cycle. Microschool Ledger eliminates that entirely.</w:t>
-      </w:r>
-    </w:p>
-    <w:p>
-      <w:pPr>
-        <w:spacing w:before="0" w:after="80"/>
-      </w:pPr>
-      <w:r>
-        <w:t xml:space="preserve"/>
+        <w:t xml:space="preserve">For Florida co-ops, Step-Up scholarship payments represent a significant portion of tuition revenue. Microschool Ledger eliminates the manual reconciliation work entirely.</w:t>
       </w:r>
     </w:p>
     <w:p>
@@ -3221,97 +2798,83 @@
           <w:sz w:val="20"/>
           <w:szCs w:val="20"/>
         </w:rPr>
-        <w:t xml:space="preserve">Step 1: Export payment history from the Step-Up portal as a tab-delimited file</w:t>
-      </w:r>
-    </w:p>
-    <w:p>
-      <w:pPr>
-        <w:pStyle w:val="ListParagraph"/>
-        <w:numPr>
-          <w:ilvl w:val="0"/>
-          <w:numId w:val="2"/>
-        </w:numPr>
-        <w:spacing w:before="0" w:after="80"/>
-      </w:pPr>
-      <w:r>
-        <w:rPr>
-          <w:rFonts w:ascii="Georgia" w:cs="Georgia" w:eastAsia="Georgia" w:hAnsi="Georgia"/>
-          <w:color w:val="333333"/>
-          <w:sz w:val="20"/>
-          <w:szCs w:val="20"/>
-        </w:rPr>
-        <w:t xml:space="preserve">Step 2: Navigate to Payments → Import Step-Up in Microschool Ledger</w:t>
-      </w:r>
-    </w:p>
-    <w:p>
-      <w:pPr>
-        <w:pStyle w:val="ListParagraph"/>
-        <w:numPr>
-          <w:ilvl w:val="0"/>
-          <w:numId w:val="2"/>
-        </w:numPr>
-        <w:spacing w:before="0" w:after="80"/>
-      </w:pPr>
-      <w:r>
-        <w:rPr>
-          <w:rFonts w:ascii="Georgia" w:cs="Georgia" w:eastAsia="Georgia" w:hAnsi="Georgia"/>
-          <w:color w:val="333333"/>
-          <w:sz w:val="20"/>
-          <w:szCs w:val="20"/>
-        </w:rPr>
-        <w:t xml:space="preserve">Step 3: Paste the tab-delimited data — no file conversion or column mapping</w:t>
-      </w:r>
-    </w:p>
-    <w:p>
-      <w:pPr>
-        <w:pStyle w:val="ListParagraph"/>
-        <w:numPr>
-          <w:ilvl w:val="0"/>
-          <w:numId w:val="2"/>
-        </w:numPr>
-        <w:spacing w:before="0" w:after="80"/>
-      </w:pPr>
-      <w:r>
-        <w:rPr>
-          <w:rFonts w:ascii="Georgia" w:cs="Georgia" w:eastAsia="Georgia" w:hAnsi="Georgia"/>
-          <w:color w:val="333333"/>
-          <w:sz w:val="20"/>
-          <w:szCs w:val="20"/>
-        </w:rPr>
-        <w:t xml:space="preserve">Step 4: Review matched and unmatched records</w:t>
-      </w:r>
-    </w:p>
-    <w:p>
-      <w:pPr>
-        <w:pStyle w:val="ListParagraph"/>
-        <w:numPr>
-          <w:ilvl w:val="0"/>
-          <w:numId w:val="2"/>
-        </w:numPr>
-        <w:spacing w:before="0" w:after="80"/>
-      </w:pPr>
-      <w:r>
-        <w:rPr>
-          <w:rFonts w:ascii="Georgia" w:cs="Georgia" w:eastAsia="Georgia" w:hAnsi="Georgia"/>
-          <w:color w:val="333333"/>
-          <w:sz w:val="20"/>
-          <w:szCs w:val="20"/>
-        </w:rPr>
-        <w:t xml:space="preserve">Step 5: Import</w:t>
-      </w:r>
-    </w:p>
-    <w:p>
-      <w:pPr>
-        <w:spacing w:before="0" w:after="140"/>
-      </w:pPr>
-      <w:r>
-        <w:rPr>
-          <w:rFonts w:ascii="Georgia" w:cs="Georgia" w:eastAsia="Georgia" w:hAnsi="Georgia"/>
-          <w:color w:val="333333"/>
-          <w:sz w:val="20"/>
-          <w:szCs w:val="20"/>
-        </w:rPr>
-        <w:t xml:space="preserve">Each record contains a student sequence number. Microschool Ledger matches this to the corresponding student record automatically.</w:t>
+        <w:t xml:space="preserve">Export payment history from the Step-Up portal as a tab-delimited file</w:t>
+      </w:r>
+    </w:p>
+    <w:p>
+      <w:pPr>
+        <w:pStyle w:val="ListParagraph"/>
+        <w:numPr>
+          <w:ilvl w:val="0"/>
+          <w:numId w:val="2"/>
+        </w:numPr>
+        <w:spacing w:before="0" w:after="80"/>
+      </w:pPr>
+      <w:r>
+        <w:rPr>
+          <w:rFonts w:ascii="Georgia" w:cs="Georgia" w:eastAsia="Georgia" w:hAnsi="Georgia"/>
+          <w:color w:val="333333"/>
+          <w:sz w:val="20"/>
+          <w:szCs w:val="20"/>
+        </w:rPr>
+        <w:t xml:space="preserve">Paste directly into Microschool Ledger — no file conversion or column mapping required</w:t>
+      </w:r>
+    </w:p>
+    <w:p>
+      <w:pPr>
+        <w:pStyle w:val="ListParagraph"/>
+        <w:numPr>
+          <w:ilvl w:val="0"/>
+          <w:numId w:val="2"/>
+        </w:numPr>
+        <w:spacing w:before="0" w:after="80"/>
+      </w:pPr>
+      <w:r>
+        <w:rPr>
+          <w:rFonts w:ascii="Georgia" w:cs="Georgia" w:eastAsia="Georgia" w:hAnsi="Georgia"/>
+          <w:color w:val="333333"/>
+          <w:sz w:val="20"/>
+          <w:szCs w:val="20"/>
+        </w:rPr>
+        <w:t xml:space="preserve">Payments matched automatically to students using their sequence number</w:t>
+      </w:r>
+    </w:p>
+    <w:p>
+      <w:pPr>
+        <w:pStyle w:val="ListParagraph"/>
+        <w:numPr>
+          <w:ilvl w:val="0"/>
+          <w:numId w:val="2"/>
+        </w:numPr>
+        <w:spacing w:before="0" w:after="80"/>
+      </w:pPr>
+      <w:r>
+        <w:rPr>
+          <w:rFonts w:ascii="Georgia" w:cs="Georgia" w:eastAsia="Georgia" w:hAnsi="Georgia"/>
+          <w:color w:val="333333"/>
+          <w:sz w:val="20"/>
+          <w:szCs w:val="20"/>
+        </w:rPr>
+        <w:t xml:space="preserve">"Other Fees" category → Film/enrichment programs; anything else → Core Program</w:t>
+      </w:r>
+    </w:p>
+    <w:p>
+      <w:pPr>
+        <w:pStyle w:val="ListParagraph"/>
+        <w:numPr>
+          <w:ilvl w:val="0"/>
+          <w:numId w:val="2"/>
+        </w:numPr>
+        <w:spacing w:before="0" w:after="80"/>
+      </w:pPr>
+      <w:r>
+        <w:rPr>
+          <w:rFonts w:ascii="Georgia" w:cs="Georgia" w:eastAsia="Georgia" w:hAnsi="Georgia"/>
+          <w:color w:val="333333"/>
+          <w:sz w:val="20"/>
+          <w:szCs w:val="20"/>
+        </w:rPr>
+        <w:t xml:space="preserve">Re-imports are safe: composite key deduplication, missing field backfill</w:t>
       </w:r>
     </w:p>
     <w:p>
@@ -3328,7 +2891,7 @@
           <w:sz w:val="26"/>
           <w:szCs w:val="26"/>
         </w:rPr>
-        <w:t xml:space="preserve">Deduplication &amp; re-import safety</w:t>
+        <w:t xml:space="preserve">Compliance</w:t>
       </w:r>
     </w:p>
     <w:p>
@@ -3342,38 +2905,7 @@
           <w:sz w:val="20"/>
           <w:szCs w:val="20"/>
         </w:rPr>
-        <w:t xml:space="preserve">Re-imports are handled safely: existing records are identified by a composite key and not duplicated. If a previous import was missing program attribution, a fresh import backfills that field.</w:t>
-      </w:r>
-    </w:p>
-    <w:p>
-      <w:pPr>
-        <w:pStyle w:val="Heading2"/>
-        <w:spacing w:before="280" w:after="120"/>
-      </w:pPr>
-      <w:r>
-        <w:rPr>
-          <w:rFonts w:ascii="Georgia" w:cs="Georgia" w:eastAsia="Georgia" w:hAnsi="Georgia"/>
-          <w:b/>
-          <w:bCs/>
-          <w:color w:val="2d6a4f"/>
-          <w:sz w:val="26"/>
-          <w:szCs w:val="26"/>
-        </w:rPr>
-        <w:t xml:space="preserve">Compliance documentation</w:t>
-      </w:r>
-    </w:p>
-    <w:p>
-      <w:pPr>
-        <w:spacing w:before="0" w:after="140"/>
-      </w:pPr>
-      <w:r>
-        <w:rPr>
-          <w:rFonts w:ascii="Georgia" w:cs="Georgia" w:eastAsia="Georgia" w:hAnsi="Georgia"/>
-          <w:color w:val="333333"/>
-          <w:sz w:val="20"/>
-          <w:szCs w:val="20"/>
-        </w:rPr>
-        <w:t xml:space="preserve">Family statements include Step-Up compliance language required for reimbursement documentation automatically — no manual editing required.</w:t>
+        <w:t xml:space="preserve">Family statements include Step-Up compliance language required for reimbursement documentation automatically. The family portal allows parents to generate their own compliant invoice at any time — eliminating the category of "can you send me my invoice?" emails.</w:t>
       </w:r>
     </w:p>
     <w:p>
@@ -3420,7 +2952,7 @@
           <w:sz w:val="20"/>
           <w:szCs w:val="20"/>
         </w:rPr>
-        <w:t xml:space="preserve">Microschool Ledger is available now for homeschool cooperatives and microschools in South Florida. We offer plans scaled to your co-op's size — from small co-ops just getting off spreadsheets up to multi-location organizations with custom needs. Pricing is discussed directly so we can make sure the plan fits.</w:t>
+        <w:t xml:space="preserve">Microschool Ledger is available now for homeschool cooperatives and microschools. We offer plans scaled to your co-op's size — from small co-ops getting off spreadsheets to multi-location organizations. Pricing is discussed directly so we can make sure the plan fits your situation.</w:t>
       </w:r>
     </w:p>
     <w:p>
@@ -3602,7 +3134,7 @@
           <w:sz w:val="20"/>
           <w:szCs w:val="20"/>
         </w:rPr>
-        <w:t xml:space="preserve">Walkthrough of collections, statement generation, and Step-Up import workflow</w:t>
+        <w:t xml:space="preserve">Walkthrough of collections, statement generation, Step-Up import, and family portal setup</w:t>
       </w:r>
     </w:p>
     <w:p>
@@ -3646,7 +3178,7 @@
           <w:sz w:val="26"/>
           <w:szCs w:val="26"/>
         </w:rPr>
-        <w:t xml:space="preserve">What you'll need</w:t>
+        <w:t xml:space="preserve">What you'll need to bring</w:t>
       </w:r>
     </w:p>
     <w:p>
@@ -3996,7 +3528,7 @@
                 <w:sz w:val="20"/>
                 <w:szCs w:val="20"/>
               </w:rPr>
-              <w:t xml:space="preserve">Total replaced</w:t>
+              <w:t xml:space="preserve">Answering "what do I owe?" emails</w:t>
             </w:r>
           </w:p>
         </w:tc>
@@ -4021,6 +3553,58 @@
                 <w:sz w:val="20"/>
                 <w:szCs w:val="20"/>
               </w:rPr>
+              <w:t xml:space="preserve">15–30 min/week in admin time</w:t>
+            </w:r>
+          </w:p>
+        </w:tc>
+      </w:tr>
+      <w:tr>
+        <w:tc>
+          <w:tcPr>
+            <w:tcW w:type="dxa" w:w="3000"/>
+            <w:shd w:fill="ffffff" w:val="clear"/>
+            <w:tcMar>
+              <w:top w:type="dxa" w:w="80"/>
+              <w:left w:type="dxa" w:w="120"/>
+              <w:bottom w:type="dxa" w:w="80"/>
+              <w:right w:type="dxa" w:w="120"/>
+            </w:tcMar>
+          </w:tcPr>
+          <w:p>
+            <w:r>
+              <w:rPr>
+                <w:rFonts w:ascii="Georgia" w:cs="Georgia" w:eastAsia="Georgia" w:hAnsi="Georgia"/>
+                <w:b/>
+                <w:bCs/>
+                <w:color w:val="444444"/>
+                <w:sz w:val="20"/>
+                <w:szCs w:val="20"/>
+              </w:rPr>
+              <w:t xml:space="preserve">Total replaced</w:t>
+            </w:r>
+          </w:p>
+        </w:tc>
+        <w:tc>
+          <w:tcPr>
+            <w:tcW w:type="dxa" w:w="6360"/>
+            <w:shd w:fill="ffffff" w:val="clear"/>
+            <w:tcMar>
+              <w:top w:type="dxa" w:w="80"/>
+              <w:left w:type="dxa" w:w="120"/>
+              <w:bottom w:type="dxa" w:w="80"/>
+              <w:right w:type="dxa" w:w="120"/>
+            </w:tcMar>
+          </w:tcPr>
+          <w:p>
+            <w:r>
+              <w:rPr>
+                <w:rFonts w:ascii="Georgia" w:cs="Georgia" w:eastAsia="Georgia" w:hAnsi="Georgia"/>
+                <w:b w:val="false"/>
+                <w:bCs w:val="false"/>
+                <w:color w:val="444444"/>
+                <w:sz w:val="20"/>
+                <w:szCs w:val="20"/>
+              </w:rPr>
               <w:t xml:space="preserve">$325–630+/month</w:t>
             </w:r>
           </w:p>
@@ -4071,121 +3655,83 @@
           <w:sz w:val="20"/>
           <w:szCs w:val="20"/>
         </w:rPr>
-        <w:t xml:space="preserve">Microschool Ledger is under active development. The current active roadmap includes:</w:t>
-      </w:r>
-    </w:p>
-    <w:p>
-      <w:pPr>
-        <w:pStyle w:val="ListParagraph"/>
-        <w:numPr>
-          <w:ilvl w:val="0"/>
-          <w:numId w:val="2"/>
-        </w:numPr>
-        <w:spacing w:before="0" w:after="80"/>
-      </w:pPr>
-      <w:r>
-        <w:rPr>
-          <w:rFonts w:ascii="Georgia" w:cs="Georgia" w:eastAsia="Georgia" w:hAnsi="Georgia"/>
-          <w:color w:val="333333"/>
-          <w:sz w:val="20"/>
-          <w:szCs w:val="20"/>
-        </w:rPr>
-        <w:t xml:space="preserve">Enrollment countdown chip — badge on the Home dashboard counting down days until the deposit month opens for the upcoming year</w:t>
-      </w:r>
-    </w:p>
-    <w:p>
-      <w:pPr>
-        <w:pStyle w:val="ListParagraph"/>
-        <w:numPr>
-          <w:ilvl w:val="0"/>
-          <w:numId w:val="2"/>
-        </w:numPr>
-        <w:spacing w:before="0" w:after="80"/>
-      </w:pPr>
-      <w:r>
-        <w:rPr>
-          <w:rFonts w:ascii="Georgia" w:cs="Georgia" w:eastAsia="Georgia" w:hAnsi="Georgia"/>
-          <w:color w:val="333333"/>
-          <w:sz w:val="20"/>
-          <w:szCs w:val="20"/>
-        </w:rPr>
-        <w:t xml:space="preserve">Expected vs. actual payment schedule — per-family timeline showing planned vs. received payments; flags missed months automatically</w:t>
-      </w:r>
-    </w:p>
-    <w:p>
-      <w:pPr>
-        <w:pStyle w:val="ListParagraph"/>
-        <w:numPr>
-          <w:ilvl w:val="0"/>
-          <w:numId w:val="2"/>
-        </w:numPr>
-        <w:spacing w:before="0" w:after="80"/>
-      </w:pPr>
-      <w:r>
-        <w:rPr>
-          <w:rFonts w:ascii="Georgia" w:cs="Georgia" w:eastAsia="Georgia" w:hAnsi="Georgia"/>
-          <w:color w:val="333333"/>
-          <w:sz w:val="20"/>
-          <w:szCs w:val="20"/>
-        </w:rPr>
-        <w:t xml:space="preserve">Year-over-year comparison in Reports — side-by-side enrollment counts and revenue for current vs. prior year</w:t>
-      </w:r>
-    </w:p>
-    <w:p>
-      <w:pPr>
-        <w:pStyle w:val="ListParagraph"/>
-        <w:numPr>
-          <w:ilvl w:val="0"/>
-          <w:numId w:val="2"/>
-        </w:numPr>
-        <w:spacing w:before="0" w:after="80"/>
-      </w:pPr>
-      <w:r>
-        <w:rPr>
-          <w:rFonts w:ascii="Georgia" w:cs="Georgia" w:eastAsia="Georgia" w:hAnsi="Georgia"/>
-          <w:color w:val="333333"/>
-          <w:sz w:val="20"/>
-          <w:szCs w:val="20"/>
-        </w:rPr>
-        <w:t xml:space="preserve">Program capacity tracking — seat limits per program/year with available vs. enrolled shown on Home and Enrollments</w:t>
-      </w:r>
-    </w:p>
-    <w:p>
-      <w:pPr>
-        <w:pStyle w:val="ListParagraph"/>
-        <w:numPr>
-          <w:ilvl w:val="0"/>
-          <w:numId w:val="2"/>
-        </w:numPr>
-        <w:spacing w:before="0" w:after="80"/>
-      </w:pPr>
-      <w:r>
-        <w:rPr>
-          <w:rFonts w:ascii="Georgia" w:cs="Georgia" w:eastAsia="Georgia" w:hAnsi="Georgia"/>
-          <w:color w:val="333333"/>
-          <w:sz w:val="20"/>
-          <w:szCs w:val="20"/>
-        </w:rPr>
-        <w:t xml:space="preserve">Accounting export — CSV/QuickBooks-compatible export from the Finances tab</w:t>
-      </w:r>
-    </w:p>
-    <w:p>
-      <w:pPr>
-        <w:pStyle w:val="ListParagraph"/>
-        <w:numPr>
-          <w:ilvl w:val="0"/>
-          <w:numId w:val="2"/>
-        </w:numPr>
-        <w:spacing w:before="0" w:after="80"/>
-      </w:pPr>
-      <w:r>
-        <w:rPr>
-          <w:rFonts w:ascii="Georgia" w:cs="Georgia" w:eastAsia="Georgia" w:hAnsi="Georgia"/>
-          <w:color w:val="333333"/>
-          <w:sz w:val="20"/>
-          <w:szCs w:val="20"/>
-        </w:rPr>
-        <w:t xml:space="preserve">Parent portal — read-only family-facing view of balance, payment history, and invoices (separate login)</w:t>
+        <w:t xml:space="preserve">Microschool Ledger is under active development. The current roadmap in priority order:</w:t>
+      </w:r>
+    </w:p>
+    <w:p>
+      <w:pPr>
+        <w:pStyle w:val="ListParagraph"/>
+        <w:numPr>
+          <w:ilvl w:val="0"/>
+          <w:numId w:val="2"/>
+        </w:numPr>
+        <w:spacing w:before="0" w:after="80"/>
+      </w:pPr>
+      <w:r>
+        <w:rPr>
+          <w:rFonts w:ascii="Georgia" w:cs="Georgia" w:eastAsia="Georgia" w:hAnsi="Georgia"/>
+          <w:color w:val="333333"/>
+          <w:sz w:val="20"/>
+          <w:szCs w:val="20"/>
+        </w:rPr>
+        <w:t xml:space="preserve">Email notifications — payment receipts and overdue reminders sent automatically from the app via Resend</w:t>
+      </w:r>
+    </w:p>
+    <w:p>
+      <w:pPr>
+        <w:pStyle w:val="ListParagraph"/>
+        <w:numPr>
+          <w:ilvl w:val="0"/>
+          <w:numId w:val="2"/>
+        </w:numPr>
+        <w:spacing w:before="0" w:after="80"/>
+      </w:pPr>
+      <w:r>
+        <w:rPr>
+          <w:rFonts w:ascii="Georgia" w:cs="Georgia" w:eastAsia="Georgia" w:hAnsi="Georgia"/>
+          <w:color w:val="333333"/>
+          <w:sz w:val="20"/>
+          <w:szCs w:val="20"/>
+        </w:rPr>
+        <w:t xml:space="preserve">Tenant onboarding UI — guided setup screen for new schools to configure their instance without super-user intervention</w:t>
+      </w:r>
+    </w:p>
+    <w:p>
+      <w:pPr>
+        <w:pStyle w:val="ListParagraph"/>
+        <w:numPr>
+          <w:ilvl w:val="0"/>
+          <w:numId w:val="2"/>
+        </w:numPr>
+        <w:spacing w:before="0" w:after="80"/>
+      </w:pPr>
+      <w:r>
+        <w:rPr>
+          <w:rFonts w:ascii="Georgia" w:cs="Georgia" w:eastAsia="Georgia" w:hAnsi="Georgia"/>
+          <w:color w:val="333333"/>
+          <w:sz w:val="20"/>
+          <w:szCs w:val="20"/>
+        </w:rPr>
+        <w:t xml:space="preserve">Payment plan automation — generate a full expected payment schedule on enrollment; flag missed months automatically</w:t>
+      </w:r>
+    </w:p>
+    <w:p>
+      <w:pPr>
+        <w:pStyle w:val="ListParagraph"/>
+        <w:numPr>
+          <w:ilvl w:val="0"/>
+          <w:numId w:val="2"/>
+        </w:numPr>
+        <w:spacing w:before="0" w:after="80"/>
+      </w:pPr>
+      <w:r>
+        <w:rPr>
+          <w:rFonts w:ascii="Georgia" w:cs="Georgia" w:eastAsia="Georgia" w:hAnsi="Georgia"/>
+          <w:color w:val="333333"/>
+          <w:sz w:val="20"/>
+          <w:szCs w:val="20"/>
+        </w:rPr>
+        <w:t xml:space="preserve">Year-over-year comparison in Reports — side-by-side enrollment counts and revenue vs. prior year</w:t>
       </w:r>
     </w:p>
     <w:p>
